--- a/U1 Tec Documentacion de software Eymard Gonzalez.docx
+++ b/U1 Tec Documentacion de software Eymard Gonzalez.docx
@@ -5,6 +5,7 @@
     <w:p>
       <w:pPr>
         <w:numPr>
+          <w:ilvl w:val="0"/>
           <w:numId w:val="0"/>
         </w:numPr>
         <w:bidi w:val="0"/>
@@ -26,48 +27,52 @@
     <w:p>
       <w:pPr>
         <w:numPr>
-          <w:numId w:val="0"/>
-        </w:numPr>
-        <w:bidi w:val="0"/>
-        <w:spacing w:line="480" w:lineRule="auto"/>
-        <w:jc w:val="left"/>
-        <w:rPr>
-          <w:rFonts w:hint="default"/>
-          <w:lang w:val="es-CO"/>
-        </w:rPr>
-      </w:pPr>
-    </w:p>
-    <w:p>
-      <w:pPr>
-        <w:numPr>
-          <w:numId w:val="0"/>
-        </w:numPr>
-        <w:bidi w:val="0"/>
-        <w:spacing w:line="480" w:lineRule="auto"/>
-        <w:jc w:val="left"/>
-        <w:rPr>
-          <w:rFonts w:hint="default"/>
-          <w:lang w:val="es-CO"/>
-        </w:rPr>
-      </w:pPr>
-    </w:p>
-    <w:p>
-      <w:pPr>
-        <w:numPr>
-          <w:numId w:val="0"/>
-        </w:numPr>
-        <w:bidi w:val="0"/>
-        <w:spacing w:line="480" w:lineRule="auto"/>
-        <w:jc w:val="left"/>
-        <w:rPr>
-          <w:rFonts w:hint="default"/>
-          <w:lang w:val="es-CO"/>
-        </w:rPr>
-      </w:pPr>
-    </w:p>
-    <w:p>
-      <w:pPr>
-        <w:numPr>
+          <w:ilvl w:val="0"/>
+          <w:numId w:val="0"/>
+        </w:numPr>
+        <w:bidi w:val="0"/>
+        <w:spacing w:line="480" w:lineRule="auto"/>
+        <w:jc w:val="left"/>
+        <w:rPr>
+          <w:rFonts w:hint="default"/>
+          <w:lang w:val="es-CO"/>
+        </w:rPr>
+      </w:pPr>
+    </w:p>
+    <w:p>
+      <w:pPr>
+        <w:numPr>
+          <w:ilvl w:val="0"/>
+          <w:numId w:val="0"/>
+        </w:numPr>
+        <w:bidi w:val="0"/>
+        <w:spacing w:line="480" w:lineRule="auto"/>
+        <w:jc w:val="left"/>
+        <w:rPr>
+          <w:rFonts w:hint="default"/>
+          <w:lang w:val="es-CO"/>
+        </w:rPr>
+      </w:pPr>
+    </w:p>
+    <w:p>
+      <w:pPr>
+        <w:numPr>
+          <w:ilvl w:val="0"/>
+          <w:numId w:val="0"/>
+        </w:numPr>
+        <w:bidi w:val="0"/>
+        <w:spacing w:line="480" w:lineRule="auto"/>
+        <w:jc w:val="left"/>
+        <w:rPr>
+          <w:rFonts w:hint="default"/>
+          <w:lang w:val="es-CO"/>
+        </w:rPr>
+      </w:pPr>
+    </w:p>
+    <w:p>
+      <w:pPr>
+        <w:numPr>
+          <w:ilvl w:val="0"/>
           <w:numId w:val="0"/>
         </w:numPr>
         <w:bidi w:val="0"/>
@@ -89,48 +94,52 @@
     <w:p>
       <w:pPr>
         <w:numPr>
-          <w:numId w:val="0"/>
-        </w:numPr>
-        <w:bidi w:val="0"/>
-        <w:spacing w:line="480" w:lineRule="auto"/>
-        <w:jc w:val="left"/>
-        <w:rPr>
-          <w:rFonts w:hint="default"/>
-          <w:lang w:val="es-CO"/>
-        </w:rPr>
-      </w:pPr>
-    </w:p>
-    <w:p>
-      <w:pPr>
-        <w:numPr>
-          <w:numId w:val="0"/>
-        </w:numPr>
-        <w:bidi w:val="0"/>
-        <w:spacing w:line="480" w:lineRule="auto"/>
-        <w:jc w:val="left"/>
-        <w:rPr>
-          <w:rFonts w:hint="default"/>
-          <w:lang w:val="es-CO"/>
-        </w:rPr>
-      </w:pPr>
-    </w:p>
-    <w:p>
-      <w:pPr>
-        <w:numPr>
-          <w:numId w:val="0"/>
-        </w:numPr>
-        <w:bidi w:val="0"/>
-        <w:spacing w:line="480" w:lineRule="auto"/>
-        <w:jc w:val="left"/>
-        <w:rPr>
-          <w:rFonts w:hint="default"/>
-          <w:lang w:val="es-CO"/>
-        </w:rPr>
-      </w:pPr>
-    </w:p>
-    <w:p>
-      <w:pPr>
-        <w:numPr>
+          <w:ilvl w:val="0"/>
+          <w:numId w:val="0"/>
+        </w:numPr>
+        <w:bidi w:val="0"/>
+        <w:spacing w:line="480" w:lineRule="auto"/>
+        <w:jc w:val="left"/>
+        <w:rPr>
+          <w:rFonts w:hint="default"/>
+          <w:lang w:val="es-CO"/>
+        </w:rPr>
+      </w:pPr>
+    </w:p>
+    <w:p>
+      <w:pPr>
+        <w:numPr>
+          <w:ilvl w:val="0"/>
+          <w:numId w:val="0"/>
+        </w:numPr>
+        <w:bidi w:val="0"/>
+        <w:spacing w:line="480" w:lineRule="auto"/>
+        <w:jc w:val="left"/>
+        <w:rPr>
+          <w:rFonts w:hint="default"/>
+          <w:lang w:val="es-CO"/>
+        </w:rPr>
+      </w:pPr>
+    </w:p>
+    <w:p>
+      <w:pPr>
+        <w:numPr>
+          <w:ilvl w:val="0"/>
+          <w:numId w:val="0"/>
+        </w:numPr>
+        <w:bidi w:val="0"/>
+        <w:spacing w:line="480" w:lineRule="auto"/>
+        <w:jc w:val="left"/>
+        <w:rPr>
+          <w:rFonts w:hint="default"/>
+          <w:lang w:val="es-CO"/>
+        </w:rPr>
+      </w:pPr>
+    </w:p>
+    <w:p>
+      <w:pPr>
+        <w:numPr>
+          <w:ilvl w:val="0"/>
           <w:numId w:val="0"/>
         </w:numPr>
         <w:bidi w:val="0"/>
@@ -146,40 +155,43 @@
           <w:rFonts w:hint="default"/>
           <w:lang w:val="es-CO"/>
         </w:rPr>
-        <w:t>Tecnicas de documentacion de software</w:t>
-      </w:r>
-    </w:p>
-    <w:p>
-      <w:pPr>
-        <w:numPr>
-          <w:numId w:val="0"/>
-        </w:numPr>
-        <w:bidi w:val="0"/>
-        <w:spacing w:line="480" w:lineRule="auto"/>
-        <w:jc w:val="left"/>
-        <w:rPr>
-          <w:rFonts w:hint="default"/>
-          <w:lang w:val="es-CO"/>
-        </w:rPr>
-      </w:pPr>
-    </w:p>
-    <w:p>
-      <w:pPr>
-        <w:numPr>
-          <w:numId w:val="0"/>
-        </w:numPr>
-        <w:bidi w:val="0"/>
-        <w:spacing w:line="480" w:lineRule="auto"/>
-        <w:jc w:val="left"/>
-        <w:rPr>
-          <w:rFonts w:hint="default"/>
-          <w:lang w:val="es-CO"/>
-        </w:rPr>
-      </w:pPr>
-    </w:p>
-    <w:p>
-      <w:pPr>
-        <w:numPr>
+        <w:t>Técnicas de documentación de software</w:t>
+      </w:r>
+    </w:p>
+    <w:p>
+      <w:pPr>
+        <w:numPr>
+          <w:ilvl w:val="0"/>
+          <w:numId w:val="0"/>
+        </w:numPr>
+        <w:bidi w:val="0"/>
+        <w:spacing w:line="480" w:lineRule="auto"/>
+        <w:jc w:val="left"/>
+        <w:rPr>
+          <w:rFonts w:hint="default"/>
+          <w:lang w:val="es-CO"/>
+        </w:rPr>
+      </w:pPr>
+    </w:p>
+    <w:p>
+      <w:pPr>
+        <w:numPr>
+          <w:ilvl w:val="0"/>
+          <w:numId w:val="0"/>
+        </w:numPr>
+        <w:bidi w:val="0"/>
+        <w:spacing w:line="480" w:lineRule="auto"/>
+        <w:jc w:val="left"/>
+        <w:rPr>
+          <w:rFonts w:hint="default"/>
+          <w:lang w:val="es-CO"/>
+        </w:rPr>
+      </w:pPr>
+    </w:p>
+    <w:p>
+      <w:pPr>
+        <w:numPr>
+          <w:ilvl w:val="0"/>
           <w:numId w:val="0"/>
         </w:numPr>
         <w:bidi w:val="0"/>
@@ -216,48 +228,52 @@
     <w:p>
       <w:pPr>
         <w:numPr>
-          <w:numId w:val="0"/>
-        </w:numPr>
-        <w:bidi w:val="0"/>
-        <w:spacing w:line="480" w:lineRule="auto"/>
-        <w:jc w:val="left"/>
-        <w:rPr>
-          <w:rFonts w:hint="default"/>
-          <w:lang w:val="es-CO"/>
-        </w:rPr>
-      </w:pPr>
-    </w:p>
-    <w:p>
-      <w:pPr>
-        <w:numPr>
-          <w:numId w:val="0"/>
-        </w:numPr>
-        <w:bidi w:val="0"/>
-        <w:spacing w:line="480" w:lineRule="auto"/>
-        <w:jc w:val="left"/>
-        <w:rPr>
-          <w:rFonts w:hint="default"/>
-          <w:lang w:val="es-CO"/>
-        </w:rPr>
-      </w:pPr>
-    </w:p>
-    <w:p>
-      <w:pPr>
-        <w:numPr>
-          <w:numId w:val="0"/>
-        </w:numPr>
-        <w:bidi w:val="0"/>
-        <w:spacing w:line="480" w:lineRule="auto"/>
-        <w:jc w:val="left"/>
-        <w:rPr>
-          <w:rFonts w:hint="default"/>
-          <w:lang w:val="es-CO"/>
-        </w:rPr>
-      </w:pPr>
-    </w:p>
-    <w:p>
-      <w:pPr>
-        <w:numPr>
+          <w:ilvl w:val="0"/>
+          <w:numId w:val="0"/>
+        </w:numPr>
+        <w:bidi w:val="0"/>
+        <w:spacing w:line="480" w:lineRule="auto"/>
+        <w:jc w:val="left"/>
+        <w:rPr>
+          <w:rFonts w:hint="default"/>
+          <w:lang w:val="es-CO"/>
+        </w:rPr>
+      </w:pPr>
+    </w:p>
+    <w:p>
+      <w:pPr>
+        <w:numPr>
+          <w:ilvl w:val="0"/>
+          <w:numId w:val="0"/>
+        </w:numPr>
+        <w:bidi w:val="0"/>
+        <w:spacing w:line="480" w:lineRule="auto"/>
+        <w:jc w:val="left"/>
+        <w:rPr>
+          <w:rFonts w:hint="default"/>
+          <w:lang w:val="es-CO"/>
+        </w:rPr>
+      </w:pPr>
+    </w:p>
+    <w:p>
+      <w:pPr>
+        <w:numPr>
+          <w:ilvl w:val="0"/>
+          <w:numId w:val="0"/>
+        </w:numPr>
+        <w:bidi w:val="0"/>
+        <w:spacing w:line="480" w:lineRule="auto"/>
+        <w:jc w:val="left"/>
+        <w:rPr>
+          <w:rFonts w:hint="default"/>
+          <w:lang w:val="es-CO"/>
+        </w:rPr>
+      </w:pPr>
+    </w:p>
+    <w:p>
+      <w:pPr>
+        <w:numPr>
+          <w:ilvl w:val="0"/>
           <w:numId w:val="0"/>
         </w:numPr>
         <w:bidi w:val="0"/>
@@ -279,62 +295,67 @@
     <w:p>
       <w:pPr>
         <w:numPr>
-          <w:numId w:val="0"/>
-        </w:numPr>
-        <w:bidi w:val="0"/>
-        <w:spacing w:line="480" w:lineRule="auto"/>
-        <w:jc w:val="left"/>
-        <w:rPr>
-          <w:rFonts w:hint="default"/>
-          <w:lang w:val="es-CO"/>
-        </w:rPr>
-      </w:pPr>
-    </w:p>
-    <w:p>
-      <w:pPr>
-        <w:numPr>
-          <w:numId w:val="0"/>
-        </w:numPr>
-        <w:bidi w:val="0"/>
-        <w:spacing w:line="480" w:lineRule="auto"/>
-        <w:jc w:val="left"/>
-        <w:rPr>
-          <w:rFonts w:hint="default"/>
-          <w:lang w:val="es-CO"/>
-        </w:rPr>
-      </w:pPr>
-    </w:p>
-    <w:p>
-      <w:pPr>
-        <w:numPr>
-          <w:numId w:val="0"/>
-        </w:numPr>
-        <w:bidi w:val="0"/>
-        <w:spacing w:line="480" w:lineRule="auto"/>
-        <w:jc w:val="left"/>
-        <w:rPr>
-          <w:rFonts w:hint="default"/>
-          <w:lang w:val="es-CO"/>
-        </w:rPr>
-      </w:pPr>
-    </w:p>
-    <w:p>
-      <w:pPr>
-        <w:numPr>
-          <w:numId w:val="0"/>
-        </w:numPr>
-        <w:bidi w:val="0"/>
-        <w:spacing w:line="480" w:lineRule="auto"/>
-        <w:jc w:val="left"/>
-        <w:rPr>
-          <w:rFonts w:hint="default"/>
-          <w:lang w:val="es-CO"/>
-        </w:rPr>
-      </w:pPr>
-    </w:p>
-    <w:p>
-      <w:pPr>
-        <w:numPr>
+          <w:ilvl w:val="0"/>
+          <w:numId w:val="0"/>
+        </w:numPr>
+        <w:bidi w:val="0"/>
+        <w:spacing w:line="480" w:lineRule="auto"/>
+        <w:jc w:val="left"/>
+        <w:rPr>
+          <w:rFonts w:hint="default"/>
+          <w:lang w:val="es-CO"/>
+        </w:rPr>
+      </w:pPr>
+    </w:p>
+    <w:p>
+      <w:pPr>
+        <w:numPr>
+          <w:ilvl w:val="0"/>
+          <w:numId w:val="0"/>
+        </w:numPr>
+        <w:bidi w:val="0"/>
+        <w:spacing w:line="480" w:lineRule="auto"/>
+        <w:jc w:val="left"/>
+        <w:rPr>
+          <w:rFonts w:hint="default"/>
+          <w:lang w:val="es-CO"/>
+        </w:rPr>
+      </w:pPr>
+    </w:p>
+    <w:p>
+      <w:pPr>
+        <w:numPr>
+          <w:ilvl w:val="0"/>
+          <w:numId w:val="0"/>
+        </w:numPr>
+        <w:bidi w:val="0"/>
+        <w:spacing w:line="480" w:lineRule="auto"/>
+        <w:jc w:val="left"/>
+        <w:rPr>
+          <w:rFonts w:hint="default"/>
+          <w:lang w:val="es-CO"/>
+        </w:rPr>
+      </w:pPr>
+    </w:p>
+    <w:p>
+      <w:pPr>
+        <w:numPr>
+          <w:ilvl w:val="0"/>
+          <w:numId w:val="0"/>
+        </w:numPr>
+        <w:bidi w:val="0"/>
+        <w:spacing w:line="480" w:lineRule="auto"/>
+        <w:jc w:val="left"/>
+        <w:rPr>
+          <w:rFonts w:hint="default"/>
+          <w:lang w:val="es-CO"/>
+        </w:rPr>
+      </w:pPr>
+    </w:p>
+    <w:p>
+      <w:pPr>
+        <w:numPr>
+          <w:ilvl w:val="0"/>
           <w:numId w:val="0"/>
         </w:numPr>
         <w:bidi w:val="0"/>
@@ -345,8 +366,6 @@
           <w:lang w:val="es-CO"/>
         </w:rPr>
       </w:pPr>
-      <w:bookmarkStart w:id="0" w:name="_GoBack"/>
-      <w:bookmarkEnd w:id="0"/>
       <w:r>
         <w:rPr>
           <w:rFonts w:hint="default"/>
@@ -358,48 +377,52 @@
     <w:p>
       <w:pPr>
         <w:numPr>
-          <w:numId w:val="0"/>
-        </w:numPr>
-        <w:bidi w:val="0"/>
-        <w:spacing w:line="480" w:lineRule="auto"/>
-        <w:jc w:val="left"/>
-        <w:rPr>
-          <w:rFonts w:hint="default"/>
-          <w:lang w:val="es-CO"/>
-        </w:rPr>
-      </w:pPr>
-    </w:p>
-    <w:p>
-      <w:pPr>
-        <w:numPr>
-          <w:numId w:val="0"/>
-        </w:numPr>
-        <w:bidi w:val="0"/>
-        <w:spacing w:line="480" w:lineRule="auto"/>
-        <w:jc w:val="left"/>
-        <w:rPr>
-          <w:rFonts w:hint="default"/>
-          <w:lang w:val="es-CO"/>
-        </w:rPr>
-      </w:pPr>
-    </w:p>
-    <w:p>
-      <w:pPr>
-        <w:numPr>
-          <w:numId w:val="0"/>
-        </w:numPr>
-        <w:bidi w:val="0"/>
-        <w:spacing w:line="480" w:lineRule="auto"/>
-        <w:jc w:val="left"/>
-        <w:rPr>
-          <w:rFonts w:hint="default"/>
-          <w:lang w:val="es-CO"/>
-        </w:rPr>
-      </w:pPr>
-    </w:p>
-    <w:p>
-      <w:pPr>
-        <w:numPr>
+          <w:ilvl w:val="0"/>
+          <w:numId w:val="0"/>
+        </w:numPr>
+        <w:bidi w:val="0"/>
+        <w:spacing w:line="480" w:lineRule="auto"/>
+        <w:jc w:val="left"/>
+        <w:rPr>
+          <w:rFonts w:hint="default"/>
+          <w:lang w:val="es-CO"/>
+        </w:rPr>
+      </w:pPr>
+    </w:p>
+    <w:p>
+      <w:pPr>
+        <w:numPr>
+          <w:ilvl w:val="0"/>
+          <w:numId w:val="0"/>
+        </w:numPr>
+        <w:bidi w:val="0"/>
+        <w:spacing w:line="480" w:lineRule="auto"/>
+        <w:jc w:val="left"/>
+        <w:rPr>
+          <w:rFonts w:hint="default"/>
+          <w:lang w:val="es-CO"/>
+        </w:rPr>
+      </w:pPr>
+    </w:p>
+    <w:p>
+      <w:pPr>
+        <w:numPr>
+          <w:ilvl w:val="0"/>
+          <w:numId w:val="0"/>
+        </w:numPr>
+        <w:bidi w:val="0"/>
+        <w:spacing w:line="480" w:lineRule="auto"/>
+        <w:jc w:val="left"/>
+        <w:rPr>
+          <w:rFonts w:hint="default"/>
+          <w:lang w:val="es-CO"/>
+        </w:rPr>
+      </w:pPr>
+    </w:p>
+    <w:p>
+      <w:pPr>
+        <w:numPr>
+          <w:ilvl w:val="0"/>
           <w:numId w:val="0"/>
         </w:numPr>
         <w:bidi w:val="0"/>
@@ -418,6 +441,7 @@
     <w:p>
       <w:pPr>
         <w:numPr>
+          <w:ilvl w:val="0"/>
           <w:numId w:val="0"/>
         </w:numPr>
         <w:bidi w:val="0"/>
@@ -508,48 +532,52 @@
     <w:p>
       <w:pPr>
         <w:numPr>
-          <w:numId w:val="0"/>
-        </w:numPr>
-        <w:bidi w:val="0"/>
-        <w:spacing w:line="480" w:lineRule="auto"/>
-        <w:jc w:val="left"/>
-        <w:rPr>
-          <w:rFonts w:hint="default"/>
-          <w:lang w:val="es-CO"/>
-        </w:rPr>
-      </w:pPr>
-    </w:p>
-    <w:p>
-      <w:pPr>
-        <w:numPr>
-          <w:numId w:val="0"/>
-        </w:numPr>
-        <w:bidi w:val="0"/>
-        <w:spacing w:line="480" w:lineRule="auto"/>
-        <w:jc w:val="left"/>
-        <w:rPr>
-          <w:rFonts w:hint="default"/>
-          <w:lang w:val="es-CO"/>
-        </w:rPr>
-      </w:pPr>
-    </w:p>
-    <w:p>
-      <w:pPr>
-        <w:numPr>
-          <w:numId w:val="0"/>
-        </w:numPr>
-        <w:bidi w:val="0"/>
-        <w:spacing w:line="480" w:lineRule="auto"/>
-        <w:jc w:val="left"/>
-        <w:rPr>
-          <w:rFonts w:hint="default"/>
-          <w:lang w:val="es-CO"/>
-        </w:rPr>
-      </w:pPr>
-    </w:p>
-    <w:p>
-      <w:pPr>
-        <w:numPr>
+          <w:ilvl w:val="0"/>
+          <w:numId w:val="0"/>
+        </w:numPr>
+        <w:bidi w:val="0"/>
+        <w:spacing w:line="480" w:lineRule="auto"/>
+        <w:jc w:val="left"/>
+        <w:rPr>
+          <w:rFonts w:hint="default"/>
+          <w:lang w:val="es-CO"/>
+        </w:rPr>
+      </w:pPr>
+    </w:p>
+    <w:p>
+      <w:pPr>
+        <w:numPr>
+          <w:ilvl w:val="0"/>
+          <w:numId w:val="0"/>
+        </w:numPr>
+        <w:bidi w:val="0"/>
+        <w:spacing w:line="480" w:lineRule="auto"/>
+        <w:jc w:val="left"/>
+        <w:rPr>
+          <w:rFonts w:hint="default"/>
+          <w:lang w:val="es-CO"/>
+        </w:rPr>
+      </w:pPr>
+    </w:p>
+    <w:p>
+      <w:pPr>
+        <w:numPr>
+          <w:ilvl w:val="0"/>
+          <w:numId w:val="0"/>
+        </w:numPr>
+        <w:bidi w:val="0"/>
+        <w:spacing w:line="480" w:lineRule="auto"/>
+        <w:jc w:val="left"/>
+        <w:rPr>
+          <w:rFonts w:hint="default"/>
+          <w:lang w:val="es-CO"/>
+        </w:rPr>
+      </w:pPr>
+    </w:p>
+    <w:p>
+      <w:pPr>
+        <w:numPr>
+          <w:ilvl w:val="0"/>
           <w:numId w:val="0"/>
         </w:numPr>
         <w:bidi w:val="0"/>
@@ -566,6 +594,7 @@
     <w:p>
       <w:pPr>
         <w:numPr>
+          <w:ilvl w:val="0"/>
           <w:numId w:val="0"/>
         </w:numPr>
         <w:bidi w:val="0"/>
@@ -582,6 +611,7 @@
     <w:p>
       <w:pPr>
         <w:numPr>
+          <w:ilvl w:val="0"/>
           <w:numId w:val="0"/>
         </w:numPr>
         <w:bidi w:val="0"/>
@@ -607,6 +637,7 @@
     <w:p>
       <w:pPr>
         <w:numPr>
+          <w:ilvl w:val="0"/>
           <w:numId w:val="0"/>
         </w:numPr>
         <w:bidi w:val="0"/>
@@ -628,6 +659,7 @@
     <w:p>
       <w:pPr>
         <w:numPr>
+          <w:ilvl w:val="0"/>
           <w:numId w:val="0"/>
         </w:numPr>
         <w:bidi w:val="0"/>
@@ -649,20 +681,22 @@
     <w:p>
       <w:pPr>
         <w:numPr>
-          <w:numId w:val="0"/>
-        </w:numPr>
-        <w:bidi w:val="0"/>
-        <w:spacing w:line="480" w:lineRule="auto"/>
-        <w:jc w:val="left"/>
-        <w:rPr>
-          <w:rFonts w:hint="default"/>
-          <w:lang w:val="es-CO"/>
-        </w:rPr>
-      </w:pPr>
-    </w:p>
-    <w:p>
-      <w:pPr>
-        <w:numPr>
+          <w:ilvl w:val="0"/>
+          <w:numId w:val="0"/>
+        </w:numPr>
+        <w:bidi w:val="0"/>
+        <w:spacing w:line="480" w:lineRule="auto"/>
+        <w:jc w:val="left"/>
+        <w:rPr>
+          <w:rFonts w:hint="default"/>
+          <w:lang w:val="es-CO"/>
+        </w:rPr>
+      </w:pPr>
+    </w:p>
+    <w:p>
+      <w:pPr>
+        <w:numPr>
+          <w:ilvl w:val="0"/>
           <w:numId w:val="0"/>
         </w:numPr>
         <w:bidi w:val="0"/>
@@ -868,6 +902,7 @@
     <w:p>
       <w:pPr>
         <w:numPr>
+          <w:ilvl w:val="0"/>
           <w:numId w:val="0"/>
         </w:numPr>
         <w:bidi w:val="0"/>
@@ -893,6 +928,7 @@
     <w:p>
       <w:pPr>
         <w:numPr>
+          <w:ilvl w:val="0"/>
           <w:numId w:val="0"/>
         </w:numPr>
         <w:bidi w:val="0"/>
@@ -914,6 +950,7 @@
     <w:p>
       <w:pPr>
         <w:numPr>
+          <w:ilvl w:val="0"/>
           <w:numId w:val="0"/>
         </w:numPr>
         <w:bidi w:val="0"/>
@@ -935,20 +972,22 @@
     <w:p>
       <w:pPr>
         <w:numPr>
-          <w:numId w:val="0"/>
-        </w:numPr>
-        <w:bidi w:val="0"/>
-        <w:spacing w:line="480" w:lineRule="auto"/>
-        <w:jc w:val="left"/>
-        <w:rPr>
-          <w:rFonts w:hint="default"/>
-          <w:lang w:val="es-CO"/>
-        </w:rPr>
-      </w:pPr>
-    </w:p>
-    <w:p>
-      <w:pPr>
-        <w:numPr>
+          <w:ilvl w:val="0"/>
+          <w:numId w:val="0"/>
+        </w:numPr>
+        <w:bidi w:val="0"/>
+        <w:spacing w:line="480" w:lineRule="auto"/>
+        <w:jc w:val="left"/>
+        <w:rPr>
+          <w:rFonts w:hint="default"/>
+          <w:lang w:val="es-CO"/>
+        </w:rPr>
+      </w:pPr>
+    </w:p>
+    <w:p>
+      <w:pPr>
+        <w:numPr>
+          <w:ilvl w:val="0"/>
           <w:numId w:val="0"/>
         </w:numPr>
         <w:bidi w:val="0"/>
@@ -974,6 +1013,7 @@
     <w:p>
       <w:pPr>
         <w:numPr>
+          <w:ilvl w:val="0"/>
           <w:numId w:val="0"/>
         </w:numPr>
         <w:bidi w:val="0"/>
@@ -1110,20 +1150,22 @@
     <w:p>
       <w:pPr>
         <w:numPr>
-          <w:numId w:val="0"/>
-        </w:numPr>
-        <w:bidi w:val="0"/>
-        <w:spacing w:line="480" w:lineRule="auto"/>
-        <w:jc w:val="left"/>
-        <w:rPr>
-          <w:rFonts w:hint="default"/>
-          <w:lang w:val="es-CO"/>
-        </w:rPr>
-      </w:pPr>
-    </w:p>
-    <w:p>
-      <w:pPr>
-        <w:numPr>
+          <w:ilvl w:val="0"/>
+          <w:numId w:val="0"/>
+        </w:numPr>
+        <w:bidi w:val="0"/>
+        <w:spacing w:line="480" w:lineRule="auto"/>
+        <w:jc w:val="left"/>
+        <w:rPr>
+          <w:rFonts w:hint="default"/>
+          <w:lang w:val="es-CO"/>
+        </w:rPr>
+      </w:pPr>
+    </w:p>
+    <w:p>
+      <w:pPr>
+        <w:numPr>
+          <w:ilvl w:val="0"/>
           <w:numId w:val="0"/>
         </w:numPr>
         <w:bidi w:val="0"/>
@@ -1149,20 +1191,22 @@
     <w:p>
       <w:pPr>
         <w:numPr>
-          <w:numId w:val="0"/>
-        </w:numPr>
-        <w:bidi w:val="0"/>
-        <w:spacing w:line="480" w:lineRule="auto"/>
-        <w:jc w:val="left"/>
-        <w:rPr>
-          <w:rFonts w:hint="default"/>
-          <w:lang w:val="es-CO"/>
-        </w:rPr>
-      </w:pPr>
-    </w:p>
-    <w:p>
-      <w:pPr>
-        <w:numPr>
+          <w:ilvl w:val="0"/>
+          <w:numId w:val="0"/>
+        </w:numPr>
+        <w:bidi w:val="0"/>
+        <w:spacing w:line="480" w:lineRule="auto"/>
+        <w:jc w:val="left"/>
+        <w:rPr>
+          <w:rFonts w:hint="default"/>
+          <w:lang w:val="es-CO"/>
+        </w:rPr>
+      </w:pPr>
+    </w:p>
+    <w:p>
+      <w:pPr>
+        <w:numPr>
+          <w:ilvl w:val="0"/>
           <w:numId w:val="0"/>
         </w:numPr>
         <w:bidi w:val="0"/>
@@ -1184,6 +1228,7 @@
     <w:p>
       <w:pPr>
         <w:numPr>
+          <w:ilvl w:val="0"/>
           <w:numId w:val="0"/>
         </w:numPr>
         <w:bidi w:val="0"/>
@@ -1214,6 +1259,7 @@
     <w:p>
       <w:pPr>
         <w:numPr>
+          <w:ilvl w:val="0"/>
           <w:numId w:val="0"/>
         </w:numPr>
         <w:bidi w:val="0"/>
@@ -1235,6 +1281,7 @@
     <w:p>
       <w:pPr>
         <w:numPr>
+          <w:ilvl w:val="0"/>
           <w:numId w:val="0"/>
         </w:numPr>
         <w:bidi w:val="0"/>
@@ -1256,6 +1303,7 @@
     <w:p>
       <w:pPr>
         <w:numPr>
+          <w:ilvl w:val="0"/>
           <w:numId w:val="0"/>
         </w:numPr>
         <w:bidi w:val="0"/>
@@ -1277,6 +1325,7 @@
     <w:p>
       <w:pPr>
         <w:numPr>
+          <w:ilvl w:val="0"/>
           <w:numId w:val="0"/>
         </w:numPr>
         <w:bidi w:val="0"/>
@@ -1302,6 +1351,7 @@
     <w:p>
       <w:pPr>
         <w:numPr>
+          <w:ilvl w:val="0"/>
           <w:numId w:val="0"/>
         </w:numPr>
         <w:bidi w:val="0"/>
@@ -1438,6 +1488,7 @@
     <w:p>
       <w:pPr>
         <w:numPr>
+          <w:ilvl w:val="0"/>
           <w:numId w:val="0"/>
         </w:numPr>
         <w:bidi w:val="0"/>
@@ -1463,6 +1514,7 @@
     <w:p>
       <w:pPr>
         <w:numPr>
+          <w:ilvl w:val="0"/>
           <w:numId w:val="0"/>
         </w:numPr>
         <w:bidi w:val="0"/>
@@ -1484,6 +1536,7 @@
     <w:p>
       <w:pPr>
         <w:numPr>
+          <w:ilvl w:val="0"/>
           <w:numId w:val="0"/>
         </w:numPr>
         <w:bidi w:val="0"/>
@@ -1505,20 +1558,22 @@
     <w:p>
       <w:pPr>
         <w:numPr>
-          <w:numId w:val="0"/>
-        </w:numPr>
-        <w:bidi w:val="0"/>
-        <w:spacing w:line="480" w:lineRule="auto"/>
-        <w:jc w:val="left"/>
-        <w:rPr>
-          <w:rFonts w:hint="default"/>
-          <w:lang w:val="es-CO"/>
-        </w:rPr>
-      </w:pPr>
-    </w:p>
-    <w:p>
-      <w:pPr>
-        <w:numPr>
+          <w:ilvl w:val="0"/>
+          <w:numId w:val="0"/>
+        </w:numPr>
+        <w:bidi w:val="0"/>
+        <w:spacing w:line="480" w:lineRule="auto"/>
+        <w:jc w:val="left"/>
+        <w:rPr>
+          <w:rFonts w:hint="default"/>
+          <w:lang w:val="es-CO"/>
+        </w:rPr>
+      </w:pPr>
+    </w:p>
+    <w:p>
+      <w:pPr>
+        <w:numPr>
+          <w:ilvl w:val="0"/>
           <w:numId w:val="0"/>
         </w:numPr>
         <w:bidi w:val="0"/>
@@ -1685,7 +1740,7 @@
           <w:rFonts w:hint="default"/>
           <w:lang w:val="es-CO"/>
         </w:rPr>
-        <w:t>Descargar  visual Studio Code</w:t>
+        <w:t>Descargar  Visual Studio Code</w:t>
       </w:r>
     </w:p>
     <w:p>
@@ -3762,7 +3817,7 @@
                                 <w:rFonts w:hint="default"/>
                                 <w:lang w:val="es-CO"/>
                               </w:rPr>
-                              <w:t>Se debe dar clic en siguiente, pero en caso de querer alguna opción extra como “Crear un acceso directo en el escritorio”, se deberá de activar esta opción. Continue dando clic en siguiente hasta la instalacion del programa.</w:t>
+                              <w:t>Se debe dar clic en siguiente, pero en caso de querer alguna opción extra como “Crear un acceso directo en el escritorio”, se deberá de activar esta opción. Continúe dando clic en siguiente hasta la instalación del programa.</w:t>
                             </w:r>
                           </w:p>
                         </w:txbxContent>
@@ -3798,7 +3853,7 @@
                           <w:rFonts w:hint="default"/>
                           <w:lang w:val="es-CO"/>
                         </w:rPr>
-                        <w:t>Se debe dar clic en siguiente, pero en caso de querer alguna opción extra como “Crear un acceso directo en el escritorio”, se deberá de activar esta opción. Continue dando clic en siguiente hasta la instalacion del programa.</w:t>
+                        <w:t>Se debe dar clic en siguiente, pero en caso de querer alguna opción extra como “Crear un acceso directo en el escritorio”, se deberá de activar esta opción. Continúe dando clic en siguiente hasta la instalación del programa.</w:t>
                       </w:r>
                     </w:p>
                   </w:txbxContent>
@@ -4106,15 +4161,19 @@
         <w:jc w:val="left"/>
         <w:rPr>
           <w:rFonts w:hint="default"/>
-          <w:lang w:val="es-CO"/>
-        </w:rPr>
-      </w:pPr>
-      <w:r>
-        <w:rPr>
-          <w:rFonts w:hint="default"/>
-          <w:lang w:val="es-CO"/>
-        </w:rPr>
-        <w:t>3.1 Como instalar una extensión en Visual Studio Code</w:t>
+          <w:i/>
+          <w:iCs/>
+          <w:lang w:val="es-CO"/>
+        </w:rPr>
+      </w:pPr>
+      <w:r>
+        <w:rPr>
+          <w:rFonts w:hint="default"/>
+          <w:i/>
+          <w:iCs/>
+          <w:lang w:val="es-CO"/>
+        </w:rPr>
+        <w:t>3.1 Cómo instalar una extensión en Visual Studio Code</w:t>
       </w:r>
     </w:p>
     <w:p>
@@ -4217,7 +4276,7 @@
                                 <w:rFonts w:hint="default"/>
                                 <w:lang w:val="es-CO"/>
                               </w:rPr>
-                              <w:t>, se abrirá un apartado donde colocaras el nombre de la extensión que deseas instalar, clic a la extensión y clic en “Instalar”</w:t>
+                              <w:t>, se abrirá un apartado donde colocaras el nombre de la extensión que deseas instalar, haz clic a la extensión y clic en “Instalar”</w:t>
                             </w:r>
                           </w:p>
                         </w:txbxContent>
@@ -4275,7 +4334,7 @@
                           <w:rFonts w:hint="default"/>
                           <w:lang w:val="es-CO"/>
                         </w:rPr>
-                        <w:t>, se abrirá un apartado donde colocaras el nombre de la extensión que deseas instalar, clic a la extensión y clic en “Instalar”</w:t>
+                        <w:t>, se abrirá un apartado donde colocaras el nombre de la extensión que deseas instalar, haz clic a la extensión y clic en “Instalar”</w:t>
                       </w:r>
                     </w:p>
                   </w:txbxContent>
@@ -4604,7 +4663,7 @@
                                 </w14:textFill>
                                 <w14:props3d w14:extrusionH="0" w14:contourW="0" w14:prstMaterial="clear"/>
                               </w:rPr>
-                              <w:t>NOTA: Instala solo las extensiones necesarias, las extensiones pueden contener malware debido a que no están controladas ni verificadas.</w:t>
+                              <w:t>NOTA: Instala solo las extensiones necesarias, las extensiones pueden contener malware, debido a que algunas  extensiones no están verificadas.</w:t>
                             </w:r>
                           </w:p>
                         </w:txbxContent>
@@ -4659,7 +4718,7 @@
                           </w14:textFill>
                           <w14:props3d w14:extrusionH="0" w14:contourW="0" w14:prstMaterial="clear"/>
                         </w:rPr>
-                        <w:t>NOTA: Instala solo las extensiones necesarias, las extensiones pueden contener malware debido a que no están controladas ni verificadas.</w:t>
+                        <w:t>NOTA: Instala solo las extensiones necesarias, las extensiones pueden contener malware, debido a que algunas  extensiones no están verificadas.</w:t>
                       </w:r>
                     </w:p>
                   </w:txbxContent>
@@ -4776,6 +4835,7 @@
     <w:p>
       <w:pPr>
         <w:numPr>
+          <w:ilvl w:val="0"/>
           <w:numId w:val="0"/>
         </w:numPr>
         <w:bidi w:val="0"/>
@@ -4784,12 +4844,20 @@
         <w:jc w:val="left"/>
         <w:rPr>
           <w:rFonts w:hint="default"/>
-          <w:lang w:val="es-CO"/>
-        </w:rPr>
-      </w:pPr>
-      <w:r>
-        <w:rPr>
-          <w:rFonts w:hint="default"/>
+          <w:b/>
+          <w:bCs/>
+          <w:i w:val="0"/>
+          <w:iCs w:val="0"/>
+          <w:lang w:val="es-CO"/>
+        </w:rPr>
+      </w:pPr>
+      <w:r>
+        <w:rPr>
+          <w:rFonts w:hint="default"/>
+          <w:b/>
+          <w:bCs/>
+          <w:i w:val="0"/>
+          <w:iCs w:val="0"/>
           <w:lang w:val="es-CO"/>
         </w:rPr>
         <w:t>3.2 Hacer un programa básico en Visual Studio Code</w:t>
@@ -4813,6 +4881,7 @@
     <w:p>
       <w:pPr>
         <w:numPr>
+          <w:ilvl w:val="0"/>
           <w:numId w:val="0"/>
         </w:numPr>
         <w:bidi w:val="0"/>
@@ -4821,12 +4890,16 @@
         <w:jc w:val="left"/>
         <w:rPr>
           <w:rFonts w:hint="default"/>
-          <w:lang w:val="es-CO"/>
-        </w:rPr>
-      </w:pPr>
-      <w:r>
-        <w:rPr>
-          <w:rFonts w:hint="default"/>
+          <w:i/>
+          <w:iCs/>
+          <w:lang w:val="es-CO"/>
+        </w:rPr>
+      </w:pPr>
+      <w:r>
+        <w:rPr>
+          <w:rFonts w:hint="default"/>
+          <w:i/>
+          <w:iCs/>
           <w:lang w:val="es-CO"/>
         </w:rPr>
         <w:t>3.2.1 Selección de un lenguaje de programación</w:t>
@@ -4873,6 +4946,7 @@
     <w:p>
       <w:pPr>
         <w:numPr>
+          <w:ilvl w:val="0"/>
           <w:numId w:val="0"/>
         </w:numPr>
         <w:bidi w:val="0"/>
@@ -4881,13 +4955,16 @@
         <w:jc w:val="left"/>
         <w:rPr>
           <w:rFonts w:hint="default"/>
-          <w:lang w:val="es-CO"/>
-        </w:rPr>
-      </w:pPr>
-    </w:p>
-    <w:p>
-      <w:pPr>
-        <w:numPr>
+          <w:i/>
+          <w:iCs/>
+          <w:lang w:val="es-CO"/>
+        </w:rPr>
+      </w:pPr>
+    </w:p>
+    <w:p>
+      <w:pPr>
+        <w:numPr>
+          <w:ilvl w:val="0"/>
           <w:numId w:val="0"/>
         </w:numPr>
         <w:bidi w:val="0"/>
@@ -4896,12 +4973,16 @@
         <w:jc w:val="left"/>
         <w:rPr>
           <w:rFonts w:hint="default"/>
-          <w:lang w:val="es-CO"/>
-        </w:rPr>
-      </w:pPr>
-      <w:r>
-        <w:rPr>
-          <w:rFonts w:hint="default"/>
+          <w:i/>
+          <w:iCs/>
+          <w:lang w:val="es-CO"/>
+        </w:rPr>
+      </w:pPr>
+      <w:r>
+        <w:rPr>
+          <w:rFonts w:hint="default"/>
+          <w:i/>
+          <w:iCs/>
           <w:lang w:val="es-CO"/>
         </w:rPr>
         <w:t>3.2.2 Instalación de un lenguaje de Programación en Visual Studio Code</w:t>
@@ -5034,7 +5115,7 @@
           </mc:Choice>
           <mc:Fallback>
             <w:pict>
-              <v:shape id="_x0000_s1026" o:spid="_x0000_s1026" o:spt="3" type="#_x0000_t3" style="position:absolute;left:0pt;margin-left:-3.2pt;margin-top:7.5pt;height:33.6pt;width:28.6pt;z-index:251674624;v-text-anchor:middle;mso-width-relative:page;mso-height-relative:page;" fillcolor="#4874CB [3204]" filled="t" stroked="t" coordsize="21600,21600" o:gfxdata="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">
+              <v:shape id="_x0000_s1026" o:spid="_x0000_s1026" o:spt="3" type="#_x0000_t3" style="position:absolute;left:0pt;margin-left:-3.2pt;margin-top:7.5pt;height:33.6pt;width:28.6pt;z-index:251674624;v-text-anchor:middle;mso-width-relative:page;mso-height-relative:page;" fillcolor="#4874CB [3204]" filled="t" stroked="t" coordsize="21600,21600" o:gfxdata="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">
                 <v:fill on="t" focussize="0,0"/>
                 <v:stroke weight="1pt" color="#2E54A1 [2404]" miterlimit="8" joinstyle="miter"/>
                 <v:imagedata o:title=""/>
@@ -5179,7 +5260,7 @@
           </mc:Choice>
           <mc:Fallback>
             <w:pict>
-              <v:shape id="_x0000_s1026" o:spid="_x0000_s1026" o:spt="202" type="#_x0000_t202" style="position:absolute;left:0pt;margin-left:26.2pt;margin-top:8.8pt;height:36pt;width:419.4pt;z-index:251675648;mso-width-relative:page;mso-height-relative:page;" fillcolor="#FFFFFF [3201]" filled="t" stroked="f" coordsize="21600,21600" o:gfxdata="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">
+              <v:shape id="_x0000_s1026" o:spid="_x0000_s1026" o:spt="202" type="#_x0000_t202" style="position:absolute;left:0pt;margin-left:26.2pt;margin-top:8.8pt;height:36pt;width:419.4pt;z-index:251675648;mso-width-relative:page;mso-height-relative:page;" fillcolor="#FFFFFF [3201]" filled="t" stroked="f" coordsize="21600,21600" o:gfxdata="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">
                 <v:fill on="t" focussize="0,0"/>
                 <v:stroke on="f" weight="0.5pt"/>
                 <v:imagedata o:title=""/>
@@ -5208,53 +5289,6 @@
           </mc:Fallback>
         </mc:AlternateContent>
       </w:r>
-    </w:p>
-    <w:p>
-      <w:pPr>
-        <w:numPr>
-          <w:ilvl w:val="0"/>
-          <w:numId w:val="0"/>
-        </w:numPr>
-        <w:bidi w:val="0"/>
-        <w:spacing w:line="480" w:lineRule="auto"/>
-        <w:ind w:leftChars="0"/>
-        <w:jc w:val="left"/>
-        <w:rPr>
-          <w:sz w:val="24"/>
-        </w:rPr>
-      </w:pPr>
-    </w:p>
-    <w:p>
-      <w:pPr>
-        <w:numPr>
-          <w:ilvl w:val="0"/>
-          <w:numId w:val="0"/>
-        </w:numPr>
-        <w:bidi w:val="0"/>
-        <w:spacing w:line="480" w:lineRule="auto"/>
-        <w:ind w:leftChars="0"/>
-        <w:jc w:val="left"/>
-        <w:rPr>
-          <w:sz w:val="24"/>
-        </w:rPr>
-      </w:pPr>
-    </w:p>
-    <w:p>
-      <w:pPr>
-        <w:numPr>
-          <w:ilvl w:val="0"/>
-          <w:numId w:val="0"/>
-        </w:numPr>
-        <w:bidi w:val="0"/>
-        <w:spacing w:line="480" w:lineRule="auto"/>
-        <w:ind w:leftChars="0"/>
-        <w:jc w:val="left"/>
-        <w:rPr>
-          <w:rFonts w:hint="default"/>
-          <w:sz w:val="24"/>
-          <w:lang w:val="es-CO"/>
-        </w:rPr>
-      </w:pPr>
     </w:p>
     <w:p>
       <w:pPr>
@@ -5735,143 +5769,6 @@
         <w:spacing w:line="480" w:lineRule="auto"/>
         <w:ind w:leftChars="0"/>
         <w:jc w:val="left"/>
-        <w:rPr>
-          <w:rFonts w:hint="default"/>
-          <w:lang w:val="es-CO"/>
-        </w:rPr>
-      </w:pPr>
-    </w:p>
-    <w:p>
-      <w:pPr>
-        <w:numPr>
-          <w:ilvl w:val="0"/>
-          <w:numId w:val="0"/>
-        </w:numPr>
-        <w:bidi w:val="0"/>
-        <w:spacing w:line="480" w:lineRule="auto"/>
-        <w:ind w:leftChars="0"/>
-        <w:jc w:val="left"/>
-        <w:rPr>
-          <w:rFonts w:hint="default"/>
-          <w:lang w:val="es-CO"/>
-        </w:rPr>
-      </w:pPr>
-    </w:p>
-    <w:p>
-      <w:pPr>
-        <w:numPr>
-          <w:ilvl w:val="0"/>
-          <w:numId w:val="0"/>
-        </w:numPr>
-        <w:bidi w:val="0"/>
-        <w:spacing w:line="480" w:lineRule="auto"/>
-        <w:ind w:leftChars="0"/>
-        <w:jc w:val="left"/>
-        <w:rPr>
-          <w:rFonts w:hint="default"/>
-          <w:lang w:val="es-CO"/>
-        </w:rPr>
-      </w:pPr>
-    </w:p>
-    <w:p>
-      <w:pPr>
-        <w:numPr>
-          <w:ilvl w:val="0"/>
-          <w:numId w:val="0"/>
-        </w:numPr>
-        <w:bidi w:val="0"/>
-        <w:spacing w:line="480" w:lineRule="auto"/>
-        <w:ind w:leftChars="0"/>
-        <w:jc w:val="left"/>
-      </w:pPr>
-      <w:r>
-        <w:drawing>
-          <wp:inline distT="0" distB="0" distL="114300" distR="114300">
-            <wp:extent cx="5272405" cy="2022475"/>
-            <wp:effectExtent l="0" t="0" r="635" b="4445"/>
-            <wp:docPr id="30" name="Imagen 4"/>
-            <wp:cNvGraphicFramePr>
-              <a:graphicFrameLocks xmlns:a="http://schemas.openxmlformats.org/drawingml/2006/main" noChangeAspect="1"/>
-            </wp:cNvGraphicFramePr>
-            <a:graphic xmlns:a="http://schemas.openxmlformats.org/drawingml/2006/main">
-              <a:graphicData uri="http://schemas.openxmlformats.org/drawingml/2006/picture">
-                <pic:pic xmlns:pic="http://schemas.openxmlformats.org/drawingml/2006/picture">
-                  <pic:nvPicPr>
-                    <pic:cNvPr id="30" name="Imagen 4"/>
-                    <pic:cNvPicPr>
-                      <a:picLocks noChangeAspect="1"/>
-                    </pic:cNvPicPr>
-                  </pic:nvPicPr>
-                  <pic:blipFill>
-                    <a:blip r:embed="rId15"/>
-                    <a:stretch>
-                      <a:fillRect/>
-                    </a:stretch>
-                  </pic:blipFill>
-                  <pic:spPr>
-                    <a:xfrm>
-                      <a:off x="0" y="0"/>
-                      <a:ext cx="5272405" cy="2022475"/>
-                    </a:xfrm>
-                    <a:prstGeom prst="rect">
-                      <a:avLst/>
-                    </a:prstGeom>
-                    <a:noFill/>
-                    <a:ln>
-                      <a:noFill/>
-                    </a:ln>
-                  </pic:spPr>
-                </pic:pic>
-              </a:graphicData>
-            </a:graphic>
-          </wp:inline>
-        </w:drawing>
-      </w:r>
-    </w:p>
-    <w:p>
-      <w:pPr>
-        <w:numPr>
-          <w:ilvl w:val="0"/>
-          <w:numId w:val="0"/>
-        </w:numPr>
-        <w:bidi w:val="0"/>
-        <w:spacing w:line="480" w:lineRule="auto"/>
-        <w:ind w:leftChars="0"/>
-        <w:jc w:val="left"/>
-      </w:pPr>
-    </w:p>
-    <w:p>
-      <w:pPr>
-        <w:numPr>
-          <w:ilvl w:val="0"/>
-          <w:numId w:val="0"/>
-        </w:numPr>
-        <w:bidi w:val="0"/>
-        <w:spacing w:line="480" w:lineRule="auto"/>
-        <w:ind w:leftChars="0"/>
-        <w:jc w:val="left"/>
-      </w:pPr>
-    </w:p>
-    <w:p>
-      <w:pPr>
-        <w:numPr>
-          <w:ilvl w:val="0"/>
-          <w:numId w:val="0"/>
-        </w:numPr>
-        <w:bidi w:val="0"/>
-        <w:spacing w:line="480" w:lineRule="auto"/>
-        <w:ind w:leftChars="0"/>
-        <w:jc w:val="left"/>
-        <w:rPr>
-          <w:rFonts w:hint="default"/>
-          <w:lang w:val="es-CO"/>
-        </w:rPr>
-        <w:sectPr>
-          <w:pgSz w:w="11906" w:h="16838"/>
-          <w:pgMar w:top="1440" w:right="1800" w:bottom="1440" w:left="1800" w:header="720" w:footer="720" w:gutter="0"/>
-          <w:cols w:space="720" w:num="1"/>
-          <w:docGrid w:linePitch="360" w:charSpace="0"/>
-        </w:sectPr>
       </w:pPr>
       <w:r>
         <w:rPr>
@@ -5883,10 +5780,10 @@
               <wp:anchor distT="0" distB="0" distL="114300" distR="114300" simplePos="0" relativeHeight="251681792" behindDoc="0" locked="0" layoutInCell="1" allowOverlap="1">
                 <wp:simplePos x="0" y="0"/>
                 <wp:positionH relativeFrom="column">
-                  <wp:posOffset>89535</wp:posOffset>
+                  <wp:posOffset>118110</wp:posOffset>
                 </wp:positionH>
                 <wp:positionV relativeFrom="paragraph">
-                  <wp:posOffset>-163195</wp:posOffset>
+                  <wp:posOffset>2200910</wp:posOffset>
                 </wp:positionV>
                 <wp:extent cx="2513965" cy="972185"/>
                 <wp:effectExtent l="0" t="0" r="635" b="3175"/>
@@ -5994,7 +5891,7 @@
           </mc:Choice>
           <mc:Fallback>
             <w:pict>
-              <v:shape id="_x0000_s1026" o:spid="_x0000_s1026" o:spt="202" type="#_x0000_t202" style="position:absolute;left:0pt;margin-left:7.05pt;margin-top:-12.85pt;height:76.55pt;width:197.95pt;z-index:251681792;mso-width-relative:page;mso-height-relative:page;" fillcolor="#48CBC6 [3216]" filled="t" stroked="f" coordsize="21600,21600" o:gfxdata="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">
+              <v:shape id="_x0000_s1026" o:spid="_x0000_s1026" o:spt="202" type="#_x0000_t202" style="position:absolute;left:0pt;margin-left:9.3pt;margin-top:173.3pt;height:76.55pt;width:197.95pt;z-index:251681792;mso-width-relative:page;mso-height-relative:page;" fillcolor="#48CBC6 [3216]" filled="t" stroked="f" coordsize="21600,21600" o:gfxdata="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">
                 <v:fill type="gradient" on="t" color2="#4874CB [3216]" angle="45" focus="100%" focussize="0,0" rotate="t">
                   <o:fill type="gradientUnscaled" v:ext="backwardCompatible"/>
                 </v:fill>
@@ -6069,6 +5966,49 @@
           </mc:Fallback>
         </mc:AlternateContent>
       </w:r>
+      <w:r>
+        <w:drawing>
+          <wp:inline distT="0" distB="0" distL="114300" distR="114300">
+            <wp:extent cx="5272405" cy="2022475"/>
+            <wp:effectExtent l="0" t="0" r="635" b="4445"/>
+            <wp:docPr id="30" name="Imagen 4"/>
+            <wp:cNvGraphicFramePr>
+              <a:graphicFrameLocks xmlns:a="http://schemas.openxmlformats.org/drawingml/2006/main" noChangeAspect="1"/>
+            </wp:cNvGraphicFramePr>
+            <a:graphic xmlns:a="http://schemas.openxmlformats.org/drawingml/2006/main">
+              <a:graphicData uri="http://schemas.openxmlformats.org/drawingml/2006/picture">
+                <pic:pic xmlns:pic="http://schemas.openxmlformats.org/drawingml/2006/picture">
+                  <pic:nvPicPr>
+                    <pic:cNvPr id="30" name="Imagen 4"/>
+                    <pic:cNvPicPr>
+                      <a:picLocks noChangeAspect="1"/>
+                    </pic:cNvPicPr>
+                  </pic:nvPicPr>
+                  <pic:blipFill>
+                    <a:blip r:embed="rId15"/>
+                    <a:stretch>
+                      <a:fillRect/>
+                    </a:stretch>
+                  </pic:blipFill>
+                  <pic:spPr>
+                    <a:xfrm>
+                      <a:off x="0" y="0"/>
+                      <a:ext cx="5272405" cy="2022475"/>
+                    </a:xfrm>
+                    <a:prstGeom prst="rect">
+                      <a:avLst/>
+                    </a:prstGeom>
+                    <a:noFill/>
+                    <a:ln>
+                      <a:noFill/>
+                    </a:ln>
+                  </pic:spPr>
+                </pic:pic>
+              </a:graphicData>
+            </a:graphic>
+          </wp:inline>
+        </w:drawing>
+      </w:r>
     </w:p>
     <w:p>
       <w:pPr>
@@ -6080,18 +6020,16 @@
         <w:spacing w:line="480" w:lineRule="auto"/>
         <w:ind w:leftChars="0"/>
         <w:jc w:val="left"/>
-      </w:pPr>
-    </w:p>
-    <w:p>
-      <w:pPr>
-        <w:numPr>
-          <w:ilvl w:val="0"/>
-          <w:numId w:val="0"/>
-        </w:numPr>
-        <w:bidi w:val="0"/>
-        <w:spacing w:line="480" w:lineRule="auto"/>
-        <w:ind w:leftChars="0"/>
-        <w:jc w:val="left"/>
+        <w:rPr>
+          <w:rFonts w:hint="default"/>
+          <w:lang w:val="es-CO"/>
+        </w:rPr>
+        <w:sectPr>
+          <w:pgSz w:w="11906" w:h="16838"/>
+          <w:pgMar w:top="1440" w:right="1800" w:bottom="1440" w:left="1800" w:header="720" w:footer="720" w:gutter="0"/>
+          <w:cols w:space="720" w:num="1"/>
+          <w:docGrid w:linePitch="360" w:charSpace="0"/>
+        </w:sectPr>
       </w:pPr>
       <w:r>
         <w:rPr>
@@ -6103,10 +6041,10 @@
               <wp:anchor distT="0" distB="0" distL="114300" distR="114300" simplePos="0" relativeHeight="251679744" behindDoc="0" locked="0" layoutInCell="1" allowOverlap="1">
                 <wp:simplePos x="0" y="0"/>
                 <wp:positionH relativeFrom="column">
-                  <wp:posOffset>287020</wp:posOffset>
+                  <wp:posOffset>508000</wp:posOffset>
                 </wp:positionH>
                 <wp:positionV relativeFrom="paragraph">
-                  <wp:posOffset>153035</wp:posOffset>
+                  <wp:posOffset>1240790</wp:posOffset>
                 </wp:positionV>
                 <wp:extent cx="5021580" cy="548640"/>
                 <wp:effectExtent l="0" t="0" r="7620" b="0"/>
@@ -6177,7 +6115,7 @@
           </mc:Choice>
           <mc:Fallback>
             <w:pict>
-              <v:shape id="_x0000_s1026" o:spid="_x0000_s1026" o:spt="202" type="#_x0000_t202" style="position:absolute;left:0pt;margin-left:22.6pt;margin-top:12.05pt;height:43.2pt;width:395.4pt;z-index:251679744;mso-width-relative:page;mso-height-relative:page;" fillcolor="#FFFFFF [3201]" filled="t" stroked="f" coordsize="21600,21600" o:gfxdata="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">
+              <v:shape id="_x0000_s1026" o:spid="_x0000_s1026" o:spt="202" type="#_x0000_t202" style="position:absolute;left:0pt;margin-left:40pt;margin-top:97.7pt;height:43.2pt;width:395.4pt;z-index:251679744;mso-width-relative:page;mso-height-relative:page;" fillcolor="#FFFFFF [3201]" filled="t" stroked="f" coordsize="21600,21600" o:gfxdata="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">
                 <v:fill on="t" focussize="0,0"/>
                 <v:stroke on="f" weight="0.5pt"/>
                 <v:imagedata o:title=""/>
@@ -6207,21 +6145,6 @@
           </mc:Fallback>
         </mc:AlternateContent>
       </w:r>
-    </w:p>
-    <w:p>
-      <w:pPr>
-        <w:numPr>
-          <w:ilvl w:val="0"/>
-          <w:numId w:val="0"/>
-        </w:numPr>
-        <w:bidi w:val="0"/>
-        <w:spacing w:line="480" w:lineRule="auto"/>
-        <w:ind w:leftChars="0"/>
-        <w:jc w:val="left"/>
-        <w:rPr>
-          <w:sz w:val="24"/>
-        </w:rPr>
-      </w:pPr>
       <w:r>
         <w:rPr>
           <w:sz w:val="24"/>
@@ -6232,10 +6155,10 @@
               <wp:anchor distT="0" distB="0" distL="114300" distR="114300" simplePos="0" relativeHeight="251678720" behindDoc="0" locked="0" layoutInCell="1" allowOverlap="1">
                 <wp:simplePos x="0" y="0"/>
                 <wp:positionH relativeFrom="column">
-                  <wp:posOffset>-154940</wp:posOffset>
+                  <wp:posOffset>73660</wp:posOffset>
                 </wp:positionH>
                 <wp:positionV relativeFrom="paragraph">
-                  <wp:posOffset>24130</wp:posOffset>
+                  <wp:posOffset>1241425</wp:posOffset>
                 </wp:positionV>
                 <wp:extent cx="358775" cy="441960"/>
                 <wp:effectExtent l="6350" t="6350" r="15875" b="8890"/>
@@ -6302,7 +6225,7 @@
           </mc:Choice>
           <mc:Fallback>
             <w:pict>
-              <v:shape id="_x0000_s1026" o:spid="_x0000_s1026" o:spt="3" type="#_x0000_t3" style="position:absolute;left:0pt;margin-left:-12.2pt;margin-top:1.9pt;height:34.8pt;width:28.25pt;z-index:251678720;v-text-anchor:middle;mso-width-relative:page;mso-height-relative:page;" fillcolor="#4874CB [3204]" filled="t" stroked="t" coordsize="21600,21600" o:gfxdata="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">
+              <v:shape id="_x0000_s1026" o:spid="_x0000_s1026" o:spt="3" type="#_x0000_t3" style="position:absolute;left:0pt;margin-left:5.8pt;margin-top:97.75pt;height:34.8pt;width:28.25pt;z-index:251678720;v-text-anchor:middle;mso-width-relative:page;mso-height-relative:page;" fillcolor="#4874CB [3204]" filled="t" stroked="t" coordsize="21600,21600" o:gfxdata="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">
                 <v:fill on="t" focussize="0,0"/>
                 <v:stroke weight="1pt" color="#2E54A1 [2404]" miterlimit="8" joinstyle="miter"/>
                 <v:imagedata o:title=""/>
@@ -6344,26 +6267,7 @@
         <w:ind w:leftChars="0"/>
         <w:jc w:val="left"/>
         <w:rPr>
-          <w:rFonts w:hint="default"/>
           <w:sz w:val="24"/>
-          <w:lang w:val="es-CO"/>
-        </w:rPr>
-      </w:pPr>
-    </w:p>
-    <w:p>
-      <w:pPr>
-        <w:numPr>
-          <w:ilvl w:val="0"/>
-          <w:numId w:val="0"/>
-        </w:numPr>
-        <w:bidi w:val="0"/>
-        <w:spacing w:line="480" w:lineRule="auto"/>
-        <w:ind w:leftChars="0"/>
-        <w:jc w:val="left"/>
-        <w:rPr>
-          <w:rFonts w:hint="default"/>
-          <w:sz w:val="24"/>
-          <w:lang w:val="es-CO"/>
         </w:rPr>
       </w:pPr>
     </w:p>
@@ -6717,6 +6621,8 @@
           <w:lang w:val="es-CO"/>
         </w:rPr>
       </w:pPr>
+      <w:bookmarkStart w:id="0" w:name="_GoBack"/>
+      <w:bookmarkEnd w:id="0"/>
     </w:p>
     <w:p>
       <w:pPr>
@@ -6756,90 +6662,6 @@
       <w:pPr>
         <w:numPr>
           <w:ilvl w:val="0"/>
-          <w:numId w:val="0"/>
-        </w:numPr>
-        <w:bidi w:val="0"/>
-        <w:spacing w:line="480" w:lineRule="auto"/>
-        <w:ind w:leftChars="0"/>
-        <w:jc w:val="left"/>
-        <w:rPr>
-          <w:rFonts w:hint="default"/>
-          <w:sz w:val="24"/>
-          <w:lang w:val="es-CO"/>
-        </w:rPr>
-      </w:pPr>
-    </w:p>
-    <w:p>
-      <w:pPr>
-        <w:numPr>
-          <w:ilvl w:val="0"/>
-          <w:numId w:val="0"/>
-        </w:numPr>
-        <w:bidi w:val="0"/>
-        <w:spacing w:line="480" w:lineRule="auto"/>
-        <w:ind w:leftChars="0"/>
-        <w:jc w:val="left"/>
-        <w:rPr>
-          <w:rFonts w:hint="default"/>
-          <w:sz w:val="24"/>
-          <w:lang w:val="es-CO"/>
-        </w:rPr>
-      </w:pPr>
-    </w:p>
-    <w:p>
-      <w:pPr>
-        <w:numPr>
-          <w:ilvl w:val="0"/>
-          <w:numId w:val="0"/>
-        </w:numPr>
-        <w:bidi w:val="0"/>
-        <w:spacing w:line="480" w:lineRule="auto"/>
-        <w:ind w:leftChars="0"/>
-        <w:jc w:val="left"/>
-        <w:rPr>
-          <w:rFonts w:hint="default"/>
-          <w:sz w:val="24"/>
-          <w:lang w:val="es-CO"/>
-        </w:rPr>
-      </w:pPr>
-    </w:p>
-    <w:p>
-      <w:pPr>
-        <w:numPr>
-          <w:ilvl w:val="0"/>
-          <w:numId w:val="0"/>
-        </w:numPr>
-        <w:bidi w:val="0"/>
-        <w:spacing w:line="480" w:lineRule="auto"/>
-        <w:ind w:leftChars="0"/>
-        <w:jc w:val="left"/>
-        <w:rPr>
-          <w:rFonts w:hint="default"/>
-          <w:sz w:val="24"/>
-          <w:lang w:val="es-CO"/>
-        </w:rPr>
-      </w:pPr>
-    </w:p>
-    <w:p>
-      <w:pPr>
-        <w:numPr>
-          <w:ilvl w:val="0"/>
-          <w:numId w:val="0"/>
-        </w:numPr>
-        <w:bidi w:val="0"/>
-        <w:spacing w:line="480" w:lineRule="auto"/>
-        <w:ind w:leftChars="0"/>
-        <w:jc w:val="left"/>
-        <w:rPr>
-          <w:rFonts w:hint="default"/>
-          <w:sz w:val="24"/>
-          <w:lang w:val="es-CO"/>
-        </w:rPr>
-      </w:pPr>
-    </w:p>
-    <w:p>
-      <w:pPr>
-        <w:numPr>
           <w:numId w:val="0"/>
         </w:numPr>
         <w:bidi w:val="0"/>
@@ -6879,12 +6701,13 @@
           <w:sz w:val="24"/>
           <w:lang w:val="es-CO"/>
         </w:rPr>
-        <w:t>Como organizar archivos</w:t>
-      </w:r>
-    </w:p>
-    <w:p>
-      <w:pPr>
-        <w:numPr>
+        <w:t>Organización de proyectos en Visual Studio Code</w:t>
+      </w:r>
+    </w:p>
+    <w:p>
+      <w:pPr>
+        <w:numPr>
+          <w:ilvl w:val="0"/>
           <w:numId w:val="0"/>
         </w:numPr>
         <w:bidi w:val="0"/>
@@ -6901,6 +6724,7 @@
     <w:p>
       <w:pPr>
         <w:numPr>
+          <w:ilvl w:val="0"/>
           <w:numId w:val="0"/>
         </w:numPr>
         <w:bidi w:val="0"/>
@@ -6925,6 +6749,7 @@
     <w:p>
       <w:pPr>
         <w:numPr>
+          <w:ilvl w:val="0"/>
           <w:numId w:val="0"/>
         </w:numPr>
         <w:bidi w:val="0"/>
@@ -6941,6 +6766,7 @@
     <w:p>
       <w:pPr>
         <w:numPr>
+          <w:ilvl w:val="0"/>
           <w:numId w:val="0"/>
         </w:numPr>
         <w:bidi w:val="0"/>
@@ -6982,6 +6808,7 @@
     <w:p>
       <w:pPr>
         <w:numPr>
+          <w:ilvl w:val="0"/>
           <w:numId w:val="0"/>
         </w:numPr>
         <w:bidi w:val="0"/>
@@ -7023,6 +6850,7 @@
     <w:p>
       <w:pPr>
         <w:numPr>
+          <w:ilvl w:val="0"/>
           <w:numId w:val="0"/>
         </w:numPr>
         <w:bidi w:val="0"/>
@@ -7064,6 +6892,7 @@
     <w:p>
       <w:pPr>
         <w:numPr>
+          <w:ilvl w:val="0"/>
           <w:numId w:val="0"/>
         </w:numPr>
         <w:bidi w:val="0"/>
@@ -7105,6 +6934,7 @@
     <w:p>
       <w:pPr>
         <w:numPr>
+          <w:ilvl w:val="0"/>
           <w:numId w:val="0"/>
         </w:numPr>
         <w:bidi w:val="0"/>
@@ -7163,6 +6993,7 @@
     <w:p>
       <w:pPr>
         <w:numPr>
+          <w:ilvl w:val="0"/>
           <w:numId w:val="0"/>
         </w:numPr>
         <w:bidi w:val="0"/>
@@ -7178,6 +7009,7 @@
     <w:p>
       <w:pPr>
         <w:numPr>
+          <w:ilvl w:val="0"/>
           <w:numId w:val="0"/>
         </w:numPr>
         <w:bidi w:val="0"/>
@@ -7284,7 +7116,7 @@
           </mc:Choice>
           <mc:Fallback>
             <w:pict>
-              <v:shape id="_x0000_s1026" o:spid="_x0000_s1026" o:spt="202" type="#_x0000_t202" style="position:absolute;left:0pt;margin-left:1.6pt;margin-top:4.05pt;height:91.8pt;width:172.8pt;z-index:251682816;mso-width-relative:page;mso-height-relative:page;" fillcolor="#48CBC6 [3216]" filled="t" stroked="f" coordsize="21600,21600" o:gfxdata="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">
+              <v:shape id="_x0000_s1026" o:spid="_x0000_s1026" o:spt="202" type="#_x0000_t202" style="position:absolute;left:0pt;margin-left:1.6pt;margin-top:4.05pt;height:91.8pt;width:172.8pt;z-index:251682816;mso-width-relative:page;mso-height-relative:page;" fillcolor="#48CBC6 [3216]" filled="t" stroked="f" coordsize="21600,21600" o:gfxdata="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">
                 <v:fill type="gradient" on="t" color2="#4874CB [3216]" angle="45" focus="100%" focussize="0,0" rotate="t">
                   <o:fill type="gradientUnscaled" v:ext="backwardCompatible"/>
                 </v:fill>
@@ -7693,14 +7525,14 @@
     <w:lsdException w:unhideWhenUsed="0" w:uiPriority="0" w:semiHidden="0" w:name="Document Map"/>
     <w:lsdException w:unhideWhenUsed="0" w:uiPriority="0" w:semiHidden="0" w:name="Plain Text"/>
     <w:lsdException w:unhideWhenUsed="0" w:uiPriority="0" w:semiHidden="0" w:name="E-mail Signature"/>
-    <w:lsdException w:unhideWhenUsed="0" w:uiPriority="0" w:semiHidden="0" w:name="Normal (Web)"/>
+    <w:lsdException w:qFormat="1" w:unhideWhenUsed="0" w:uiPriority="0" w:semiHidden="0" w:name="Normal (Web)"/>
     <w:lsdException w:unhideWhenUsed="0" w:uiPriority="0" w:semiHidden="0" w:name="HTML Acronym"/>
     <w:lsdException w:unhideWhenUsed="0" w:uiPriority="0" w:semiHidden="0" w:name="HTML Address"/>
     <w:lsdException w:unhideWhenUsed="0" w:uiPriority="0" w:semiHidden="0" w:name="HTML Cite"/>
-    <w:lsdException w:unhideWhenUsed="0" w:uiPriority="0" w:semiHidden="0" w:name="HTML Code"/>
+    <w:lsdException w:qFormat="1" w:unhideWhenUsed="0" w:uiPriority="0" w:semiHidden="0" w:name="HTML Code"/>
     <w:lsdException w:unhideWhenUsed="0" w:uiPriority="0" w:semiHidden="0" w:name="HTML Definition"/>
     <w:lsdException w:unhideWhenUsed="0" w:uiPriority="0" w:semiHidden="0" w:name="HTML Keyboard"/>
-    <w:lsdException w:unhideWhenUsed="0" w:uiPriority="0" w:semiHidden="0" w:name="HTML Preformatted"/>
+    <w:lsdException w:qFormat="1" w:unhideWhenUsed="0" w:uiPriority="0" w:semiHidden="0" w:name="HTML Preformatted"/>
     <w:lsdException w:unhideWhenUsed="0" w:uiPriority="0" w:semiHidden="0" w:name="HTML Sample"/>
     <w:lsdException w:unhideWhenUsed="0" w:uiPriority="0" w:semiHidden="0" w:name="HTML Typewriter"/>
     <w:lsdException w:unhideWhenUsed="0" w:uiPriority="0" w:semiHidden="0" w:name="HTML Variable"/>
@@ -7884,6 +7716,7 @@
   <w:style w:type="character" w:styleId="8">
     <w:name w:val="HTML Code"/>
     <w:basedOn w:val="6"/>
+    <w:qFormat/>
     <w:uiPriority w:val="0"/>
     <w:rPr>
       <w:rFonts w:ascii="Courier New" w:hAnsi="Courier New" w:cs="Courier New"/>
@@ -7913,6 +7746,7 @@
   </w:style>
   <w:style w:type="paragraph" w:styleId="11">
     <w:name w:val="HTML Preformatted"/>
+    <w:qFormat/>
     <w:uiPriority w:val="0"/>
     <w:pPr>
       <w:tabs>
@@ -7945,6 +7779,7 @@
   </w:style>
   <w:style w:type="paragraph" w:styleId="12">
     <w:name w:val="Normal (Web)"/>
+    <w:qFormat/>
     <w:uiPriority w:val="0"/>
     <w:pPr>
       <w:spacing w:before="0" w:beforeAutospacing="1" w:after="0" w:afterAutospacing="1"/>

--- a/U1 Tec Documentacion de software Eymard Gonzalez.docx
+++ b/U1 Tec Documentacion de software Eymard Gonzalez.docx
@@ -5,6 +5,7 @@
     <w:p>
       <w:pPr>
         <w:numPr>
+          <w:ilvl w:val="0"/>
           <w:numId w:val="0"/>
         </w:numPr>
         <w:bidi w:val="0"/>
@@ -26,48 +27,52 @@
     <w:p>
       <w:pPr>
         <w:numPr>
-          <w:numId w:val="0"/>
-        </w:numPr>
-        <w:bidi w:val="0"/>
-        <w:spacing w:line="480" w:lineRule="auto"/>
-        <w:jc w:val="left"/>
-        <w:rPr>
-          <w:rFonts w:hint="default"/>
-          <w:lang w:val="es-CO"/>
-        </w:rPr>
-      </w:pPr>
-    </w:p>
-    <w:p>
-      <w:pPr>
-        <w:numPr>
-          <w:numId w:val="0"/>
-        </w:numPr>
-        <w:bidi w:val="0"/>
-        <w:spacing w:line="480" w:lineRule="auto"/>
-        <w:jc w:val="left"/>
-        <w:rPr>
-          <w:rFonts w:hint="default"/>
-          <w:lang w:val="es-CO"/>
-        </w:rPr>
-      </w:pPr>
-    </w:p>
-    <w:p>
-      <w:pPr>
-        <w:numPr>
-          <w:numId w:val="0"/>
-        </w:numPr>
-        <w:bidi w:val="0"/>
-        <w:spacing w:line="480" w:lineRule="auto"/>
-        <w:jc w:val="left"/>
-        <w:rPr>
-          <w:rFonts w:hint="default"/>
-          <w:lang w:val="es-CO"/>
-        </w:rPr>
-      </w:pPr>
-    </w:p>
-    <w:p>
-      <w:pPr>
-        <w:numPr>
+          <w:ilvl w:val="0"/>
+          <w:numId w:val="0"/>
+        </w:numPr>
+        <w:bidi w:val="0"/>
+        <w:spacing w:line="480" w:lineRule="auto"/>
+        <w:jc w:val="left"/>
+        <w:rPr>
+          <w:rFonts w:hint="default"/>
+          <w:lang w:val="es-CO"/>
+        </w:rPr>
+      </w:pPr>
+    </w:p>
+    <w:p>
+      <w:pPr>
+        <w:numPr>
+          <w:ilvl w:val="0"/>
+          <w:numId w:val="0"/>
+        </w:numPr>
+        <w:bidi w:val="0"/>
+        <w:spacing w:line="480" w:lineRule="auto"/>
+        <w:jc w:val="left"/>
+        <w:rPr>
+          <w:rFonts w:hint="default"/>
+          <w:lang w:val="es-CO"/>
+        </w:rPr>
+      </w:pPr>
+    </w:p>
+    <w:p>
+      <w:pPr>
+        <w:numPr>
+          <w:ilvl w:val="0"/>
+          <w:numId w:val="0"/>
+        </w:numPr>
+        <w:bidi w:val="0"/>
+        <w:spacing w:line="480" w:lineRule="auto"/>
+        <w:jc w:val="left"/>
+        <w:rPr>
+          <w:rFonts w:hint="default"/>
+          <w:lang w:val="es-CO"/>
+        </w:rPr>
+      </w:pPr>
+    </w:p>
+    <w:p>
+      <w:pPr>
+        <w:numPr>
+          <w:ilvl w:val="0"/>
           <w:numId w:val="0"/>
         </w:numPr>
         <w:bidi w:val="0"/>
@@ -89,48 +94,52 @@
     <w:p>
       <w:pPr>
         <w:numPr>
-          <w:numId w:val="0"/>
-        </w:numPr>
-        <w:bidi w:val="0"/>
-        <w:spacing w:line="480" w:lineRule="auto"/>
-        <w:jc w:val="left"/>
-        <w:rPr>
-          <w:rFonts w:hint="default"/>
-          <w:lang w:val="es-CO"/>
-        </w:rPr>
-      </w:pPr>
-    </w:p>
-    <w:p>
-      <w:pPr>
-        <w:numPr>
-          <w:numId w:val="0"/>
-        </w:numPr>
-        <w:bidi w:val="0"/>
-        <w:spacing w:line="480" w:lineRule="auto"/>
-        <w:jc w:val="left"/>
-        <w:rPr>
-          <w:rFonts w:hint="default"/>
-          <w:lang w:val="es-CO"/>
-        </w:rPr>
-      </w:pPr>
-    </w:p>
-    <w:p>
-      <w:pPr>
-        <w:numPr>
-          <w:numId w:val="0"/>
-        </w:numPr>
-        <w:bidi w:val="0"/>
-        <w:spacing w:line="480" w:lineRule="auto"/>
-        <w:jc w:val="left"/>
-        <w:rPr>
-          <w:rFonts w:hint="default"/>
-          <w:lang w:val="es-CO"/>
-        </w:rPr>
-      </w:pPr>
-    </w:p>
-    <w:p>
-      <w:pPr>
-        <w:numPr>
+          <w:ilvl w:val="0"/>
+          <w:numId w:val="0"/>
+        </w:numPr>
+        <w:bidi w:val="0"/>
+        <w:spacing w:line="480" w:lineRule="auto"/>
+        <w:jc w:val="left"/>
+        <w:rPr>
+          <w:rFonts w:hint="default"/>
+          <w:lang w:val="es-CO"/>
+        </w:rPr>
+      </w:pPr>
+    </w:p>
+    <w:p>
+      <w:pPr>
+        <w:numPr>
+          <w:ilvl w:val="0"/>
+          <w:numId w:val="0"/>
+        </w:numPr>
+        <w:bidi w:val="0"/>
+        <w:spacing w:line="480" w:lineRule="auto"/>
+        <w:jc w:val="left"/>
+        <w:rPr>
+          <w:rFonts w:hint="default"/>
+          <w:lang w:val="es-CO"/>
+        </w:rPr>
+      </w:pPr>
+    </w:p>
+    <w:p>
+      <w:pPr>
+        <w:numPr>
+          <w:ilvl w:val="0"/>
+          <w:numId w:val="0"/>
+        </w:numPr>
+        <w:bidi w:val="0"/>
+        <w:spacing w:line="480" w:lineRule="auto"/>
+        <w:jc w:val="left"/>
+        <w:rPr>
+          <w:rFonts w:hint="default"/>
+          <w:lang w:val="es-CO"/>
+        </w:rPr>
+      </w:pPr>
+    </w:p>
+    <w:p>
+      <w:pPr>
+        <w:numPr>
+          <w:ilvl w:val="0"/>
           <w:numId w:val="0"/>
         </w:numPr>
         <w:bidi w:val="0"/>
@@ -146,40 +155,43 @@
           <w:rFonts w:hint="default"/>
           <w:lang w:val="es-CO"/>
         </w:rPr>
-        <w:t>Tecnicas de documentacion de software</w:t>
-      </w:r>
-    </w:p>
-    <w:p>
-      <w:pPr>
-        <w:numPr>
-          <w:numId w:val="0"/>
-        </w:numPr>
-        <w:bidi w:val="0"/>
-        <w:spacing w:line="480" w:lineRule="auto"/>
-        <w:jc w:val="left"/>
-        <w:rPr>
-          <w:rFonts w:hint="default"/>
-          <w:lang w:val="es-CO"/>
-        </w:rPr>
-      </w:pPr>
-    </w:p>
-    <w:p>
-      <w:pPr>
-        <w:numPr>
-          <w:numId w:val="0"/>
-        </w:numPr>
-        <w:bidi w:val="0"/>
-        <w:spacing w:line="480" w:lineRule="auto"/>
-        <w:jc w:val="left"/>
-        <w:rPr>
-          <w:rFonts w:hint="default"/>
-          <w:lang w:val="es-CO"/>
-        </w:rPr>
-      </w:pPr>
-    </w:p>
-    <w:p>
-      <w:pPr>
-        <w:numPr>
+        <w:t>Técnicas de documentación de software</w:t>
+      </w:r>
+    </w:p>
+    <w:p>
+      <w:pPr>
+        <w:numPr>
+          <w:ilvl w:val="0"/>
+          <w:numId w:val="0"/>
+        </w:numPr>
+        <w:bidi w:val="0"/>
+        <w:spacing w:line="480" w:lineRule="auto"/>
+        <w:jc w:val="left"/>
+        <w:rPr>
+          <w:rFonts w:hint="default"/>
+          <w:lang w:val="es-CO"/>
+        </w:rPr>
+      </w:pPr>
+    </w:p>
+    <w:p>
+      <w:pPr>
+        <w:numPr>
+          <w:ilvl w:val="0"/>
+          <w:numId w:val="0"/>
+        </w:numPr>
+        <w:bidi w:val="0"/>
+        <w:spacing w:line="480" w:lineRule="auto"/>
+        <w:jc w:val="left"/>
+        <w:rPr>
+          <w:rFonts w:hint="default"/>
+          <w:lang w:val="es-CO"/>
+        </w:rPr>
+      </w:pPr>
+    </w:p>
+    <w:p>
+      <w:pPr>
+        <w:numPr>
+          <w:ilvl w:val="0"/>
           <w:numId w:val="0"/>
         </w:numPr>
         <w:bidi w:val="0"/>
@@ -216,48 +228,52 @@
     <w:p>
       <w:pPr>
         <w:numPr>
-          <w:numId w:val="0"/>
-        </w:numPr>
-        <w:bidi w:val="0"/>
-        <w:spacing w:line="480" w:lineRule="auto"/>
-        <w:jc w:val="left"/>
-        <w:rPr>
-          <w:rFonts w:hint="default"/>
-          <w:lang w:val="es-CO"/>
-        </w:rPr>
-      </w:pPr>
-    </w:p>
-    <w:p>
-      <w:pPr>
-        <w:numPr>
-          <w:numId w:val="0"/>
-        </w:numPr>
-        <w:bidi w:val="0"/>
-        <w:spacing w:line="480" w:lineRule="auto"/>
-        <w:jc w:val="left"/>
-        <w:rPr>
-          <w:rFonts w:hint="default"/>
-          <w:lang w:val="es-CO"/>
-        </w:rPr>
-      </w:pPr>
-    </w:p>
-    <w:p>
-      <w:pPr>
-        <w:numPr>
-          <w:numId w:val="0"/>
-        </w:numPr>
-        <w:bidi w:val="0"/>
-        <w:spacing w:line="480" w:lineRule="auto"/>
-        <w:jc w:val="left"/>
-        <w:rPr>
-          <w:rFonts w:hint="default"/>
-          <w:lang w:val="es-CO"/>
-        </w:rPr>
-      </w:pPr>
-    </w:p>
-    <w:p>
-      <w:pPr>
-        <w:numPr>
+          <w:ilvl w:val="0"/>
+          <w:numId w:val="0"/>
+        </w:numPr>
+        <w:bidi w:val="0"/>
+        <w:spacing w:line="480" w:lineRule="auto"/>
+        <w:jc w:val="left"/>
+        <w:rPr>
+          <w:rFonts w:hint="default"/>
+          <w:lang w:val="es-CO"/>
+        </w:rPr>
+      </w:pPr>
+    </w:p>
+    <w:p>
+      <w:pPr>
+        <w:numPr>
+          <w:ilvl w:val="0"/>
+          <w:numId w:val="0"/>
+        </w:numPr>
+        <w:bidi w:val="0"/>
+        <w:spacing w:line="480" w:lineRule="auto"/>
+        <w:jc w:val="left"/>
+        <w:rPr>
+          <w:rFonts w:hint="default"/>
+          <w:lang w:val="es-CO"/>
+        </w:rPr>
+      </w:pPr>
+    </w:p>
+    <w:p>
+      <w:pPr>
+        <w:numPr>
+          <w:ilvl w:val="0"/>
+          <w:numId w:val="0"/>
+        </w:numPr>
+        <w:bidi w:val="0"/>
+        <w:spacing w:line="480" w:lineRule="auto"/>
+        <w:jc w:val="left"/>
+        <w:rPr>
+          <w:rFonts w:hint="default"/>
+          <w:lang w:val="es-CO"/>
+        </w:rPr>
+      </w:pPr>
+    </w:p>
+    <w:p>
+      <w:pPr>
+        <w:numPr>
+          <w:ilvl w:val="0"/>
           <w:numId w:val="0"/>
         </w:numPr>
         <w:bidi w:val="0"/>
@@ -279,62 +295,67 @@
     <w:p>
       <w:pPr>
         <w:numPr>
-          <w:numId w:val="0"/>
-        </w:numPr>
-        <w:bidi w:val="0"/>
-        <w:spacing w:line="480" w:lineRule="auto"/>
-        <w:jc w:val="left"/>
-        <w:rPr>
-          <w:rFonts w:hint="default"/>
-          <w:lang w:val="es-CO"/>
-        </w:rPr>
-      </w:pPr>
-    </w:p>
-    <w:p>
-      <w:pPr>
-        <w:numPr>
-          <w:numId w:val="0"/>
-        </w:numPr>
-        <w:bidi w:val="0"/>
-        <w:spacing w:line="480" w:lineRule="auto"/>
-        <w:jc w:val="left"/>
-        <w:rPr>
-          <w:rFonts w:hint="default"/>
-          <w:lang w:val="es-CO"/>
-        </w:rPr>
-      </w:pPr>
-    </w:p>
-    <w:p>
-      <w:pPr>
-        <w:numPr>
-          <w:numId w:val="0"/>
-        </w:numPr>
-        <w:bidi w:val="0"/>
-        <w:spacing w:line="480" w:lineRule="auto"/>
-        <w:jc w:val="left"/>
-        <w:rPr>
-          <w:rFonts w:hint="default"/>
-          <w:lang w:val="es-CO"/>
-        </w:rPr>
-      </w:pPr>
-    </w:p>
-    <w:p>
-      <w:pPr>
-        <w:numPr>
-          <w:numId w:val="0"/>
-        </w:numPr>
-        <w:bidi w:val="0"/>
-        <w:spacing w:line="480" w:lineRule="auto"/>
-        <w:jc w:val="left"/>
-        <w:rPr>
-          <w:rFonts w:hint="default"/>
-          <w:lang w:val="es-CO"/>
-        </w:rPr>
-      </w:pPr>
-    </w:p>
-    <w:p>
-      <w:pPr>
-        <w:numPr>
+          <w:ilvl w:val="0"/>
+          <w:numId w:val="0"/>
+        </w:numPr>
+        <w:bidi w:val="0"/>
+        <w:spacing w:line="480" w:lineRule="auto"/>
+        <w:jc w:val="left"/>
+        <w:rPr>
+          <w:rFonts w:hint="default"/>
+          <w:lang w:val="es-CO"/>
+        </w:rPr>
+      </w:pPr>
+    </w:p>
+    <w:p>
+      <w:pPr>
+        <w:numPr>
+          <w:ilvl w:val="0"/>
+          <w:numId w:val="0"/>
+        </w:numPr>
+        <w:bidi w:val="0"/>
+        <w:spacing w:line="480" w:lineRule="auto"/>
+        <w:jc w:val="left"/>
+        <w:rPr>
+          <w:rFonts w:hint="default"/>
+          <w:lang w:val="es-CO"/>
+        </w:rPr>
+      </w:pPr>
+    </w:p>
+    <w:p>
+      <w:pPr>
+        <w:numPr>
+          <w:ilvl w:val="0"/>
+          <w:numId w:val="0"/>
+        </w:numPr>
+        <w:bidi w:val="0"/>
+        <w:spacing w:line="480" w:lineRule="auto"/>
+        <w:jc w:val="left"/>
+        <w:rPr>
+          <w:rFonts w:hint="default"/>
+          <w:lang w:val="es-CO"/>
+        </w:rPr>
+      </w:pPr>
+    </w:p>
+    <w:p>
+      <w:pPr>
+        <w:numPr>
+          <w:ilvl w:val="0"/>
+          <w:numId w:val="0"/>
+        </w:numPr>
+        <w:bidi w:val="0"/>
+        <w:spacing w:line="480" w:lineRule="auto"/>
+        <w:jc w:val="left"/>
+        <w:rPr>
+          <w:rFonts w:hint="default"/>
+          <w:lang w:val="es-CO"/>
+        </w:rPr>
+      </w:pPr>
+    </w:p>
+    <w:p>
+      <w:pPr>
+        <w:numPr>
+          <w:ilvl w:val="0"/>
           <w:numId w:val="0"/>
         </w:numPr>
         <w:bidi w:val="0"/>
@@ -345,8 +366,6 @@
           <w:lang w:val="es-CO"/>
         </w:rPr>
       </w:pPr>
-      <w:bookmarkStart w:id="0" w:name="_GoBack"/>
-      <w:bookmarkEnd w:id="0"/>
       <w:r>
         <w:rPr>
           <w:rFonts w:hint="default"/>
@@ -358,48 +377,52 @@
     <w:p>
       <w:pPr>
         <w:numPr>
-          <w:numId w:val="0"/>
-        </w:numPr>
-        <w:bidi w:val="0"/>
-        <w:spacing w:line="480" w:lineRule="auto"/>
-        <w:jc w:val="left"/>
-        <w:rPr>
-          <w:rFonts w:hint="default"/>
-          <w:lang w:val="es-CO"/>
-        </w:rPr>
-      </w:pPr>
-    </w:p>
-    <w:p>
-      <w:pPr>
-        <w:numPr>
-          <w:numId w:val="0"/>
-        </w:numPr>
-        <w:bidi w:val="0"/>
-        <w:spacing w:line="480" w:lineRule="auto"/>
-        <w:jc w:val="left"/>
-        <w:rPr>
-          <w:rFonts w:hint="default"/>
-          <w:lang w:val="es-CO"/>
-        </w:rPr>
-      </w:pPr>
-    </w:p>
-    <w:p>
-      <w:pPr>
-        <w:numPr>
-          <w:numId w:val="0"/>
-        </w:numPr>
-        <w:bidi w:val="0"/>
-        <w:spacing w:line="480" w:lineRule="auto"/>
-        <w:jc w:val="left"/>
-        <w:rPr>
-          <w:rFonts w:hint="default"/>
-          <w:lang w:val="es-CO"/>
-        </w:rPr>
-      </w:pPr>
-    </w:p>
-    <w:p>
-      <w:pPr>
-        <w:numPr>
+          <w:ilvl w:val="0"/>
+          <w:numId w:val="0"/>
+        </w:numPr>
+        <w:bidi w:val="0"/>
+        <w:spacing w:line="480" w:lineRule="auto"/>
+        <w:jc w:val="left"/>
+        <w:rPr>
+          <w:rFonts w:hint="default"/>
+          <w:lang w:val="es-CO"/>
+        </w:rPr>
+      </w:pPr>
+    </w:p>
+    <w:p>
+      <w:pPr>
+        <w:numPr>
+          <w:ilvl w:val="0"/>
+          <w:numId w:val="0"/>
+        </w:numPr>
+        <w:bidi w:val="0"/>
+        <w:spacing w:line="480" w:lineRule="auto"/>
+        <w:jc w:val="left"/>
+        <w:rPr>
+          <w:rFonts w:hint="default"/>
+          <w:lang w:val="es-CO"/>
+        </w:rPr>
+      </w:pPr>
+    </w:p>
+    <w:p>
+      <w:pPr>
+        <w:numPr>
+          <w:ilvl w:val="0"/>
+          <w:numId w:val="0"/>
+        </w:numPr>
+        <w:bidi w:val="0"/>
+        <w:spacing w:line="480" w:lineRule="auto"/>
+        <w:jc w:val="left"/>
+        <w:rPr>
+          <w:rFonts w:hint="default"/>
+          <w:lang w:val="es-CO"/>
+        </w:rPr>
+      </w:pPr>
+    </w:p>
+    <w:p>
+      <w:pPr>
+        <w:numPr>
+          <w:ilvl w:val="0"/>
           <w:numId w:val="0"/>
         </w:numPr>
         <w:bidi w:val="0"/>
@@ -418,6 +441,7 @@
     <w:p>
       <w:pPr>
         <w:numPr>
+          <w:ilvl w:val="0"/>
           <w:numId w:val="0"/>
         </w:numPr>
         <w:bidi w:val="0"/>
@@ -508,48 +532,52 @@
     <w:p>
       <w:pPr>
         <w:numPr>
-          <w:numId w:val="0"/>
-        </w:numPr>
-        <w:bidi w:val="0"/>
-        <w:spacing w:line="480" w:lineRule="auto"/>
-        <w:jc w:val="left"/>
-        <w:rPr>
-          <w:rFonts w:hint="default"/>
-          <w:lang w:val="es-CO"/>
-        </w:rPr>
-      </w:pPr>
-    </w:p>
-    <w:p>
-      <w:pPr>
-        <w:numPr>
-          <w:numId w:val="0"/>
-        </w:numPr>
-        <w:bidi w:val="0"/>
-        <w:spacing w:line="480" w:lineRule="auto"/>
-        <w:jc w:val="left"/>
-        <w:rPr>
-          <w:rFonts w:hint="default"/>
-          <w:lang w:val="es-CO"/>
-        </w:rPr>
-      </w:pPr>
-    </w:p>
-    <w:p>
-      <w:pPr>
-        <w:numPr>
-          <w:numId w:val="0"/>
-        </w:numPr>
-        <w:bidi w:val="0"/>
-        <w:spacing w:line="480" w:lineRule="auto"/>
-        <w:jc w:val="left"/>
-        <w:rPr>
-          <w:rFonts w:hint="default"/>
-          <w:lang w:val="es-CO"/>
-        </w:rPr>
-      </w:pPr>
-    </w:p>
-    <w:p>
-      <w:pPr>
-        <w:numPr>
+          <w:ilvl w:val="0"/>
+          <w:numId w:val="0"/>
+        </w:numPr>
+        <w:bidi w:val="0"/>
+        <w:spacing w:line="480" w:lineRule="auto"/>
+        <w:jc w:val="left"/>
+        <w:rPr>
+          <w:rFonts w:hint="default"/>
+          <w:lang w:val="es-CO"/>
+        </w:rPr>
+      </w:pPr>
+    </w:p>
+    <w:p>
+      <w:pPr>
+        <w:numPr>
+          <w:ilvl w:val="0"/>
+          <w:numId w:val="0"/>
+        </w:numPr>
+        <w:bidi w:val="0"/>
+        <w:spacing w:line="480" w:lineRule="auto"/>
+        <w:jc w:val="left"/>
+        <w:rPr>
+          <w:rFonts w:hint="default"/>
+          <w:lang w:val="es-CO"/>
+        </w:rPr>
+      </w:pPr>
+    </w:p>
+    <w:p>
+      <w:pPr>
+        <w:numPr>
+          <w:ilvl w:val="0"/>
+          <w:numId w:val="0"/>
+        </w:numPr>
+        <w:bidi w:val="0"/>
+        <w:spacing w:line="480" w:lineRule="auto"/>
+        <w:jc w:val="left"/>
+        <w:rPr>
+          <w:rFonts w:hint="default"/>
+          <w:lang w:val="es-CO"/>
+        </w:rPr>
+      </w:pPr>
+    </w:p>
+    <w:p>
+      <w:pPr>
+        <w:numPr>
+          <w:ilvl w:val="0"/>
           <w:numId w:val="0"/>
         </w:numPr>
         <w:bidi w:val="0"/>
@@ -566,6 +594,7 @@
     <w:p>
       <w:pPr>
         <w:numPr>
+          <w:ilvl w:val="0"/>
           <w:numId w:val="0"/>
         </w:numPr>
         <w:bidi w:val="0"/>
@@ -582,6 +611,7 @@
     <w:p>
       <w:pPr>
         <w:numPr>
+          <w:ilvl w:val="0"/>
           <w:numId w:val="0"/>
         </w:numPr>
         <w:bidi w:val="0"/>
@@ -607,6 +637,7 @@
     <w:p>
       <w:pPr>
         <w:numPr>
+          <w:ilvl w:val="0"/>
           <w:numId w:val="0"/>
         </w:numPr>
         <w:bidi w:val="0"/>
@@ -628,6 +659,7 @@
     <w:p>
       <w:pPr>
         <w:numPr>
+          <w:ilvl w:val="0"/>
           <w:numId w:val="0"/>
         </w:numPr>
         <w:bidi w:val="0"/>
@@ -649,20 +681,22 @@
     <w:p>
       <w:pPr>
         <w:numPr>
-          <w:numId w:val="0"/>
-        </w:numPr>
-        <w:bidi w:val="0"/>
-        <w:spacing w:line="480" w:lineRule="auto"/>
-        <w:jc w:val="left"/>
-        <w:rPr>
-          <w:rFonts w:hint="default"/>
-          <w:lang w:val="es-CO"/>
-        </w:rPr>
-      </w:pPr>
-    </w:p>
-    <w:p>
-      <w:pPr>
-        <w:numPr>
+          <w:ilvl w:val="0"/>
+          <w:numId w:val="0"/>
+        </w:numPr>
+        <w:bidi w:val="0"/>
+        <w:spacing w:line="480" w:lineRule="auto"/>
+        <w:jc w:val="left"/>
+        <w:rPr>
+          <w:rFonts w:hint="default"/>
+          <w:lang w:val="es-CO"/>
+        </w:rPr>
+      </w:pPr>
+    </w:p>
+    <w:p>
+      <w:pPr>
+        <w:numPr>
+          <w:ilvl w:val="0"/>
           <w:numId w:val="0"/>
         </w:numPr>
         <w:bidi w:val="0"/>
@@ -843,6 +877,21 @@
       <w:pPr>
         <w:numPr>
           <w:ilvl w:val="0"/>
+          <w:numId w:val="0"/>
+        </w:numPr>
+        <w:bidi w:val="0"/>
+        <w:spacing w:line="480" w:lineRule="auto"/>
+        <w:jc w:val="left"/>
+        <w:rPr>
+          <w:rFonts w:hint="default"/>
+          <w:lang w:val="es-CO"/>
+        </w:rPr>
+      </w:pPr>
+    </w:p>
+    <w:p>
+      <w:pPr>
+        <w:numPr>
+          <w:ilvl w:val="0"/>
           <w:numId w:val="1"/>
         </w:numPr>
         <w:bidi w:val="0"/>
@@ -868,6 +917,7 @@
     <w:p>
       <w:pPr>
         <w:numPr>
+          <w:ilvl w:val="0"/>
           <w:numId w:val="0"/>
         </w:numPr>
         <w:bidi w:val="0"/>
@@ -893,6 +943,7 @@
     <w:p>
       <w:pPr>
         <w:numPr>
+          <w:ilvl w:val="0"/>
           <w:numId w:val="0"/>
         </w:numPr>
         <w:bidi w:val="0"/>
@@ -914,6 +965,7 @@
     <w:p>
       <w:pPr>
         <w:numPr>
+          <w:ilvl w:val="0"/>
           <w:numId w:val="0"/>
         </w:numPr>
         <w:bidi w:val="0"/>
@@ -935,20 +987,22 @@
     <w:p>
       <w:pPr>
         <w:numPr>
-          <w:numId w:val="0"/>
-        </w:numPr>
-        <w:bidi w:val="0"/>
-        <w:spacing w:line="480" w:lineRule="auto"/>
-        <w:jc w:val="left"/>
-        <w:rPr>
-          <w:rFonts w:hint="default"/>
-          <w:lang w:val="es-CO"/>
-        </w:rPr>
-      </w:pPr>
-    </w:p>
-    <w:p>
-      <w:pPr>
-        <w:numPr>
+          <w:ilvl w:val="0"/>
+          <w:numId w:val="0"/>
+        </w:numPr>
+        <w:bidi w:val="0"/>
+        <w:spacing w:line="480" w:lineRule="auto"/>
+        <w:jc w:val="left"/>
+        <w:rPr>
+          <w:rFonts w:hint="default"/>
+          <w:lang w:val="es-CO"/>
+        </w:rPr>
+      </w:pPr>
+    </w:p>
+    <w:p>
+      <w:pPr>
+        <w:numPr>
+          <w:ilvl w:val="0"/>
           <w:numId w:val="0"/>
         </w:numPr>
         <w:bidi w:val="0"/>
@@ -974,6 +1028,7 @@
     <w:p>
       <w:pPr>
         <w:numPr>
+          <w:ilvl w:val="0"/>
           <w:numId w:val="0"/>
         </w:numPr>
         <w:bidi w:val="0"/>
@@ -1110,20 +1165,22 @@
     <w:p>
       <w:pPr>
         <w:numPr>
-          <w:numId w:val="0"/>
-        </w:numPr>
-        <w:bidi w:val="0"/>
-        <w:spacing w:line="480" w:lineRule="auto"/>
-        <w:jc w:val="left"/>
-        <w:rPr>
-          <w:rFonts w:hint="default"/>
-          <w:lang w:val="es-CO"/>
-        </w:rPr>
-      </w:pPr>
-    </w:p>
-    <w:p>
-      <w:pPr>
-        <w:numPr>
+          <w:ilvl w:val="0"/>
+          <w:numId w:val="0"/>
+        </w:numPr>
+        <w:bidi w:val="0"/>
+        <w:spacing w:line="480" w:lineRule="auto"/>
+        <w:jc w:val="left"/>
+        <w:rPr>
+          <w:rFonts w:hint="default"/>
+          <w:lang w:val="es-CO"/>
+        </w:rPr>
+      </w:pPr>
+    </w:p>
+    <w:p>
+      <w:pPr>
+        <w:numPr>
+          <w:ilvl w:val="0"/>
           <w:numId w:val="0"/>
         </w:numPr>
         <w:bidi w:val="0"/>
@@ -1149,20 +1206,22 @@
     <w:p>
       <w:pPr>
         <w:numPr>
-          <w:numId w:val="0"/>
-        </w:numPr>
-        <w:bidi w:val="0"/>
-        <w:spacing w:line="480" w:lineRule="auto"/>
-        <w:jc w:val="left"/>
-        <w:rPr>
-          <w:rFonts w:hint="default"/>
-          <w:lang w:val="es-CO"/>
-        </w:rPr>
-      </w:pPr>
-    </w:p>
-    <w:p>
-      <w:pPr>
-        <w:numPr>
+          <w:ilvl w:val="0"/>
+          <w:numId w:val="0"/>
+        </w:numPr>
+        <w:bidi w:val="0"/>
+        <w:spacing w:line="480" w:lineRule="auto"/>
+        <w:jc w:val="left"/>
+        <w:rPr>
+          <w:rFonts w:hint="default"/>
+          <w:lang w:val="es-CO"/>
+        </w:rPr>
+      </w:pPr>
+    </w:p>
+    <w:p>
+      <w:pPr>
+        <w:numPr>
+          <w:ilvl w:val="0"/>
           <w:numId w:val="0"/>
         </w:numPr>
         <w:bidi w:val="0"/>
@@ -1184,6 +1243,7 @@
     <w:p>
       <w:pPr>
         <w:numPr>
+          <w:ilvl w:val="0"/>
           <w:numId w:val="0"/>
         </w:numPr>
         <w:bidi w:val="0"/>
@@ -1214,6 +1274,7 @@
     <w:p>
       <w:pPr>
         <w:numPr>
+          <w:ilvl w:val="0"/>
           <w:numId w:val="0"/>
         </w:numPr>
         <w:bidi w:val="0"/>
@@ -1235,6 +1296,7 @@
     <w:p>
       <w:pPr>
         <w:numPr>
+          <w:ilvl w:val="0"/>
           <w:numId w:val="0"/>
         </w:numPr>
         <w:bidi w:val="0"/>
@@ -1256,6 +1318,7 @@
     <w:p>
       <w:pPr>
         <w:numPr>
+          <w:ilvl w:val="0"/>
           <w:numId w:val="0"/>
         </w:numPr>
         <w:bidi w:val="0"/>
@@ -1277,6 +1340,7 @@
     <w:p>
       <w:pPr>
         <w:numPr>
+          <w:ilvl w:val="0"/>
           <w:numId w:val="0"/>
         </w:numPr>
         <w:bidi w:val="0"/>
@@ -1302,6 +1366,7 @@
     <w:p>
       <w:pPr>
         <w:numPr>
+          <w:ilvl w:val="0"/>
           <w:numId w:val="0"/>
         </w:numPr>
         <w:bidi w:val="0"/>
@@ -1438,6 +1503,7 @@
     <w:p>
       <w:pPr>
         <w:numPr>
+          <w:ilvl w:val="0"/>
           <w:numId w:val="0"/>
         </w:numPr>
         <w:bidi w:val="0"/>
@@ -1463,6 +1529,7 @@
     <w:p>
       <w:pPr>
         <w:numPr>
+          <w:ilvl w:val="0"/>
           <w:numId w:val="0"/>
         </w:numPr>
         <w:bidi w:val="0"/>
@@ -1484,6 +1551,7 @@
     <w:p>
       <w:pPr>
         <w:numPr>
+          <w:ilvl w:val="0"/>
           <w:numId w:val="0"/>
         </w:numPr>
         <w:bidi w:val="0"/>
@@ -1505,20 +1573,22 @@
     <w:p>
       <w:pPr>
         <w:numPr>
-          <w:numId w:val="0"/>
-        </w:numPr>
-        <w:bidi w:val="0"/>
-        <w:spacing w:line="480" w:lineRule="auto"/>
-        <w:jc w:val="left"/>
-        <w:rPr>
-          <w:rFonts w:hint="default"/>
-          <w:lang w:val="es-CO"/>
-        </w:rPr>
-      </w:pPr>
-    </w:p>
-    <w:p>
-      <w:pPr>
-        <w:numPr>
+          <w:ilvl w:val="0"/>
+          <w:numId w:val="0"/>
+        </w:numPr>
+        <w:bidi w:val="0"/>
+        <w:spacing w:line="480" w:lineRule="auto"/>
+        <w:jc w:val="left"/>
+        <w:rPr>
+          <w:rFonts w:hint="default"/>
+          <w:lang w:val="es-CO"/>
+        </w:rPr>
+      </w:pPr>
+    </w:p>
+    <w:p>
+      <w:pPr>
+        <w:numPr>
+          <w:ilvl w:val="0"/>
           <w:numId w:val="0"/>
         </w:numPr>
         <w:bidi w:val="0"/>
@@ -1685,7 +1755,7 @@
           <w:rFonts w:hint="default"/>
           <w:lang w:val="es-CO"/>
         </w:rPr>
-        <w:t>Descargar  visual Studio Code</w:t>
+        <w:t>Descargar  Visual Studio Code</w:t>
       </w:r>
     </w:p>
     <w:p>
@@ -3648,8 +3718,8 @@
         </w:rPr>
         <w:drawing>
           <wp:inline distT="0" distB="0" distL="114300" distR="114300">
-            <wp:extent cx="5265420" cy="3063875"/>
-            <wp:effectExtent l="0" t="0" r="7620" b="14605"/>
+            <wp:extent cx="5104130" cy="3327400"/>
+            <wp:effectExtent l="0" t="0" r="1270" b="10160"/>
             <wp:docPr id="15" name="Imagen 15" descr="p4"/>
             <wp:cNvGraphicFramePr>
               <a:graphicFrameLocks xmlns:a="http://schemas.openxmlformats.org/drawingml/2006/main" noChangeAspect="1"/>
@@ -3672,7 +3742,7 @@
                   <pic:spPr>
                     <a:xfrm>
                       <a:off x="0" y="0"/>
-                      <a:ext cx="5265420" cy="3063875"/>
+                      <a:ext cx="5104130" cy="3327400"/>
                     </a:xfrm>
                     <a:prstGeom prst="rect">
                       <a:avLst/>
@@ -3762,7 +3832,7 @@
                                 <w:rFonts w:hint="default"/>
                                 <w:lang w:val="es-CO"/>
                               </w:rPr>
-                              <w:t>Se debe dar clic en siguiente, pero en caso de querer alguna opción extra como “Crear un acceso directo en el escritorio”, se deberá de activar esta opción. Continue dando clic en siguiente hasta la instalacion del programa.</w:t>
+                              <w:t>Se debe dar clic en siguiente, pero en caso de querer alguna opción extra como “Crear un acceso directo en el escritorio”, se deberá de activar esta opción. Continúe dando clic en siguiente hasta la instalación del programa.</w:t>
                             </w:r>
                           </w:p>
                         </w:txbxContent>
@@ -3798,7 +3868,7 @@
                           <w:rFonts w:hint="default"/>
                           <w:lang w:val="es-CO"/>
                         </w:rPr>
-                        <w:t>Se debe dar clic en siguiente, pero en caso de querer alguna opción extra como “Crear un acceso directo en el escritorio”, se deberá de activar esta opción. Continue dando clic en siguiente hasta la instalacion del programa.</w:t>
+                        <w:t>Se debe dar clic en siguiente, pero en caso de querer alguna opción extra como “Crear un acceso directo en el escritorio”, se deberá de activar esta opción. Continúe dando clic en siguiente hasta la instalación del programa.</w:t>
                       </w:r>
                     </w:p>
                   </w:txbxContent>
@@ -4106,15 +4176,19 @@
         <w:jc w:val="left"/>
         <w:rPr>
           <w:rFonts w:hint="default"/>
-          <w:lang w:val="es-CO"/>
-        </w:rPr>
-      </w:pPr>
-      <w:r>
-        <w:rPr>
-          <w:rFonts w:hint="default"/>
-          <w:lang w:val="es-CO"/>
-        </w:rPr>
-        <w:t>3.1 Como instalar una extensión en Visual Studio Code</w:t>
+          <w:i/>
+          <w:iCs/>
+          <w:lang w:val="es-CO"/>
+        </w:rPr>
+      </w:pPr>
+      <w:r>
+        <w:rPr>
+          <w:rFonts w:hint="default"/>
+          <w:i/>
+          <w:iCs/>
+          <w:lang w:val="es-CO"/>
+        </w:rPr>
+        <w:t>3.1 Cómo instalar una extensión en Visual Studio Code</w:t>
       </w:r>
     </w:p>
     <w:p>
@@ -4217,7 +4291,7 @@
                                 <w:rFonts w:hint="default"/>
                                 <w:lang w:val="es-CO"/>
                               </w:rPr>
-                              <w:t>, se abrirá un apartado donde colocaras el nombre de la extensión que deseas instalar, clic a la extensión y clic en “Instalar”</w:t>
+                              <w:t>, se abrirá un apartado donde colocaras el nombre de la extensión que deseas instalar, haz clic a la extensión y clic en “Instalar”</w:t>
                             </w:r>
                           </w:p>
                         </w:txbxContent>
@@ -4275,7 +4349,7 @@
                           <w:rFonts w:hint="default"/>
                           <w:lang w:val="es-CO"/>
                         </w:rPr>
-                        <w:t>, se abrirá un apartado donde colocaras el nombre de la extensión que deseas instalar, clic a la extensión y clic en “Instalar”</w:t>
+                        <w:t>, se abrirá un apartado donde colocaras el nombre de la extensión que deseas instalar, haz clic a la extensión y clic en “Instalar”</w:t>
                       </w:r>
                     </w:p>
                   </w:txbxContent>
@@ -4604,7 +4678,7 @@
                                 </w14:textFill>
                                 <w14:props3d w14:extrusionH="0" w14:contourW="0" w14:prstMaterial="clear"/>
                               </w:rPr>
-                              <w:t>NOTA: Instala solo las extensiones necesarias, las extensiones pueden contener malware debido a que no están controladas ni verificadas.</w:t>
+                              <w:t>NOTA: Instala solo las extensiones necesarias, las extensiones pueden contener malware, debido a que algunas  extensiones no están verificadas.</w:t>
                             </w:r>
                           </w:p>
                         </w:txbxContent>
@@ -4659,7 +4733,7 @@
                           </w14:textFill>
                           <w14:props3d w14:extrusionH="0" w14:contourW="0" w14:prstMaterial="clear"/>
                         </w:rPr>
-                        <w:t>NOTA: Instala solo las extensiones necesarias, las extensiones pueden contener malware debido a que no están controladas ni verificadas.</w:t>
+                        <w:t>NOTA: Instala solo las extensiones necesarias, las extensiones pueden contener malware, debido a que algunas  extensiones no están verificadas.</w:t>
                       </w:r>
                     </w:p>
                   </w:txbxContent>
@@ -4715,50 +4789,6 @@
     </w:p>
     <w:p>
       <w:pPr>
-        <w:bidi w:val="0"/>
-        <w:spacing w:line="480" w:lineRule="auto"/>
-        <w:jc w:val="left"/>
-        <w:rPr>
-          <w:rFonts w:hint="default"/>
-          <w:lang w:val="es-CO"/>
-        </w:rPr>
-      </w:pPr>
-    </w:p>
-    <w:p>
-      <w:pPr>
-        <w:bidi w:val="0"/>
-        <w:spacing w:line="480" w:lineRule="auto"/>
-        <w:jc w:val="left"/>
-        <w:rPr>
-          <w:rFonts w:hint="default"/>
-          <w:lang w:val="es-CO"/>
-        </w:rPr>
-      </w:pPr>
-    </w:p>
-    <w:p>
-      <w:pPr>
-        <w:bidi w:val="0"/>
-        <w:spacing w:line="480" w:lineRule="auto"/>
-        <w:jc w:val="left"/>
-        <w:rPr>
-          <w:rFonts w:hint="default"/>
-          <w:lang w:val="es-CO"/>
-        </w:rPr>
-      </w:pPr>
-    </w:p>
-    <w:p>
-      <w:pPr>
-        <w:bidi w:val="0"/>
-        <w:spacing w:line="480" w:lineRule="auto"/>
-        <w:jc w:val="left"/>
-        <w:rPr>
-          <w:rFonts w:hint="default"/>
-          <w:lang w:val="es-CO"/>
-        </w:rPr>
-      </w:pPr>
-    </w:p>
-    <w:p>
-      <w:pPr>
         <w:numPr>
           <w:ilvl w:val="0"/>
           <w:numId w:val="0"/>
@@ -4769,13 +4799,44 @@
         <w:jc w:val="left"/>
         <w:rPr>
           <w:rFonts w:hint="default"/>
-          <w:lang w:val="es-CO"/>
-        </w:rPr>
-      </w:pPr>
-    </w:p>
-    <w:p>
-      <w:pPr>
-        <w:numPr>
+          <w:b/>
+          <w:bCs/>
+          <w:i w:val="0"/>
+          <w:iCs w:val="0"/>
+          <w:lang w:val="es-CO"/>
+        </w:rPr>
+      </w:pPr>
+      <w:r>
+        <w:rPr>
+          <w:rFonts w:hint="default"/>
+          <w:b/>
+          <w:bCs/>
+          <w:i w:val="0"/>
+          <w:iCs w:val="0"/>
+          <w:lang w:val="es-CO"/>
+        </w:rPr>
+        <w:t>3.2 Hacer un programa básico en Visual Studio Code</w:t>
+      </w:r>
+    </w:p>
+    <w:p>
+      <w:pPr>
+        <w:numPr>
+          <w:ilvl w:val="0"/>
+          <w:numId w:val="0"/>
+        </w:numPr>
+        <w:bidi w:val="0"/>
+        <w:spacing w:line="480" w:lineRule="auto"/>
+        <w:jc w:val="left"/>
+        <w:rPr>
+          <w:rFonts w:hint="default"/>
+          <w:lang w:val="es-CO"/>
+        </w:rPr>
+      </w:pPr>
+    </w:p>
+    <w:p>
+      <w:pPr>
+        <w:numPr>
+          <w:ilvl w:val="0"/>
           <w:numId w:val="0"/>
         </w:numPr>
         <w:bidi w:val="0"/>
@@ -4784,35 +4845,25 @@
         <w:jc w:val="left"/>
         <w:rPr>
           <w:rFonts w:hint="default"/>
-          <w:lang w:val="es-CO"/>
-        </w:rPr>
-      </w:pPr>
-      <w:r>
-        <w:rPr>
-          <w:rFonts w:hint="default"/>
-          <w:lang w:val="es-CO"/>
-        </w:rPr>
-        <w:t>3.2 Hacer un programa básico en Visual Studio Code</w:t>
-      </w:r>
-    </w:p>
-    <w:p>
-      <w:pPr>
-        <w:numPr>
-          <w:ilvl w:val="0"/>
-          <w:numId w:val="0"/>
-        </w:numPr>
-        <w:bidi w:val="0"/>
-        <w:spacing w:line="480" w:lineRule="auto"/>
-        <w:jc w:val="left"/>
-        <w:rPr>
-          <w:rFonts w:hint="default"/>
-          <w:lang w:val="es-CO"/>
-        </w:rPr>
-      </w:pPr>
-    </w:p>
-    <w:p>
-      <w:pPr>
-        <w:numPr>
+          <w:i/>
+          <w:iCs/>
+          <w:lang w:val="es-CO"/>
+        </w:rPr>
+      </w:pPr>
+      <w:r>
+        <w:rPr>
+          <w:rFonts w:hint="default"/>
+          <w:i/>
+          <w:iCs/>
+          <w:lang w:val="es-CO"/>
+        </w:rPr>
+        <w:t>3.2.1 Selección de un lenguaje de programación</w:t>
+      </w:r>
+    </w:p>
+    <w:p>
+      <w:pPr>
+        <w:numPr>
+          <w:ilvl w:val="0"/>
           <w:numId w:val="0"/>
         </w:numPr>
         <w:bidi w:val="0"/>
@@ -4821,28 +4872,8 @@
         <w:jc w:val="left"/>
         <w:rPr>
           <w:rFonts w:hint="default"/>
-          <w:lang w:val="es-CO"/>
-        </w:rPr>
-      </w:pPr>
-      <w:r>
-        <w:rPr>
-          <w:rFonts w:hint="default"/>
-          <w:lang w:val="es-CO"/>
-        </w:rPr>
-        <w:t>3.2.1 Selección de un lenguaje de programación</w:t>
-      </w:r>
-    </w:p>
-    <w:p>
-      <w:pPr>
-        <w:numPr>
-          <w:ilvl w:val="0"/>
-          <w:numId w:val="0"/>
-        </w:numPr>
-        <w:bidi w:val="0"/>
-        <w:spacing w:line="480" w:lineRule="auto"/>
-        <w:jc w:val="left"/>
-        <w:rPr>
-          <w:rFonts w:hint="default"/>
+          <w:i/>
+          <w:iCs/>
           <w:lang w:val="es-CO"/>
         </w:rPr>
       </w:pPr>
@@ -4867,12 +4898,13 @@
           <w:rFonts w:hint="default"/>
           <w:lang w:val="es-CO"/>
         </w:rPr>
-        <w:t xml:space="preserve">   Para poder programar primero requerimos un lenguaje de programación, en este caso para fines prácticos usaremos Python. Pero normalmente un lenguaje de programación de debe adecuar al equipo  y a las necesidades del proyecto.</w:t>
-      </w:r>
-    </w:p>
-    <w:p>
-      <w:pPr>
-        <w:numPr>
+        <w:t xml:space="preserve">   Para poder programar primero requerimos un lenguaje de programación, en este caso para fines prácticos usaremos Python. Pero normalmente un lenguaje de programación se debe adecuar al equipo  y a las necesidades del proyecto.</w:t>
+      </w:r>
+    </w:p>
+    <w:p>
+      <w:pPr>
+        <w:numPr>
+          <w:ilvl w:val="0"/>
           <w:numId w:val="0"/>
         </w:numPr>
         <w:bidi w:val="0"/>
@@ -4881,13 +4913,16 @@
         <w:jc w:val="left"/>
         <w:rPr>
           <w:rFonts w:hint="default"/>
-          <w:lang w:val="es-CO"/>
-        </w:rPr>
-      </w:pPr>
-    </w:p>
-    <w:p>
-      <w:pPr>
-        <w:numPr>
+          <w:i/>
+          <w:iCs/>
+          <w:lang w:val="es-CO"/>
+        </w:rPr>
+      </w:pPr>
+    </w:p>
+    <w:p>
+      <w:pPr>
+        <w:numPr>
+          <w:ilvl w:val="0"/>
           <w:numId w:val="0"/>
         </w:numPr>
         <w:bidi w:val="0"/>
@@ -4896,12 +4931,16 @@
         <w:jc w:val="left"/>
         <w:rPr>
           <w:rFonts w:hint="default"/>
-          <w:lang w:val="es-CO"/>
-        </w:rPr>
-      </w:pPr>
-      <w:r>
-        <w:rPr>
-          <w:rFonts w:hint="default"/>
+          <w:i/>
+          <w:iCs/>
+          <w:lang w:val="es-CO"/>
+        </w:rPr>
+      </w:pPr>
+      <w:r>
+        <w:rPr>
+          <w:rFonts w:hint="default"/>
+          <w:i/>
+          <w:iCs/>
           <w:lang w:val="es-CO"/>
         </w:rPr>
         <w:t>3.2.2 Instalación de un lenguaje de Programación en Visual Studio Code</w:t>
@@ -5034,7 +5073,7 @@
           </mc:Choice>
           <mc:Fallback>
             <w:pict>
-              <v:shape id="_x0000_s1026" o:spid="_x0000_s1026" o:spt="3" type="#_x0000_t3" style="position:absolute;left:0pt;margin-left:-3.2pt;margin-top:7.5pt;height:33.6pt;width:28.6pt;z-index:251674624;v-text-anchor:middle;mso-width-relative:page;mso-height-relative:page;" fillcolor="#4874CB [3204]" filled="t" stroked="t" coordsize="21600,21600" o:gfxdata="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">
+              <v:shape id="_x0000_s1026" o:spid="_x0000_s1026" o:spt="3" type="#_x0000_t3" style="position:absolute;left:0pt;margin-left:-3.2pt;margin-top:7.5pt;height:33.6pt;width:28.6pt;z-index:251674624;v-text-anchor:middle;mso-width-relative:page;mso-height-relative:page;" fillcolor="#4874CB [3204]" filled="t" stroked="t" coordsize="21600,21600" o:gfxdata="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">
                 <v:fill on="t" focussize="0,0"/>
                 <v:stroke weight="1pt" color="#2E54A1 [2404]" miterlimit="8" joinstyle="miter"/>
                 <v:imagedata o:title=""/>
@@ -5179,7 +5218,7 @@
           </mc:Choice>
           <mc:Fallback>
             <w:pict>
-              <v:shape id="_x0000_s1026" o:spid="_x0000_s1026" o:spt="202" type="#_x0000_t202" style="position:absolute;left:0pt;margin-left:26.2pt;margin-top:8.8pt;height:36pt;width:419.4pt;z-index:251675648;mso-width-relative:page;mso-height-relative:page;" fillcolor="#FFFFFF [3201]" filled="t" stroked="f" coordsize="21600,21600" o:gfxdata="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">
+              <v:shape id="_x0000_s1026" o:spid="_x0000_s1026" o:spt="202" type="#_x0000_t202" style="position:absolute;left:0pt;margin-left:26.2pt;margin-top:8.8pt;height:36pt;width:419.4pt;z-index:251675648;mso-width-relative:page;mso-height-relative:page;" fillcolor="#FFFFFF [3201]" filled="t" stroked="f" coordsize="21600,21600" o:gfxdata="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">
                 <v:fill on="t" focussize="0,0"/>
                 <v:stroke on="f" weight="0.5pt"/>
                 <v:imagedata o:title=""/>
@@ -5208,53 +5247,6 @@
           </mc:Fallback>
         </mc:AlternateContent>
       </w:r>
-    </w:p>
-    <w:p>
-      <w:pPr>
-        <w:numPr>
-          <w:ilvl w:val="0"/>
-          <w:numId w:val="0"/>
-        </w:numPr>
-        <w:bidi w:val="0"/>
-        <w:spacing w:line="480" w:lineRule="auto"/>
-        <w:ind w:leftChars="0"/>
-        <w:jc w:val="left"/>
-        <w:rPr>
-          <w:sz w:val="24"/>
-        </w:rPr>
-      </w:pPr>
-    </w:p>
-    <w:p>
-      <w:pPr>
-        <w:numPr>
-          <w:ilvl w:val="0"/>
-          <w:numId w:val="0"/>
-        </w:numPr>
-        <w:bidi w:val="0"/>
-        <w:spacing w:line="480" w:lineRule="auto"/>
-        <w:ind w:leftChars="0"/>
-        <w:jc w:val="left"/>
-        <w:rPr>
-          <w:sz w:val="24"/>
-        </w:rPr>
-      </w:pPr>
-    </w:p>
-    <w:p>
-      <w:pPr>
-        <w:numPr>
-          <w:ilvl w:val="0"/>
-          <w:numId w:val="0"/>
-        </w:numPr>
-        <w:bidi w:val="0"/>
-        <w:spacing w:line="480" w:lineRule="auto"/>
-        <w:ind w:leftChars="0"/>
-        <w:jc w:val="left"/>
-        <w:rPr>
-          <w:rFonts w:hint="default"/>
-          <w:sz w:val="24"/>
-          <w:lang w:val="es-CO"/>
-        </w:rPr>
-      </w:pPr>
     </w:p>
     <w:p>
       <w:pPr>
@@ -5724,6 +5716,8 @@
           <w:lang w:val="es-CO"/>
         </w:rPr>
       </w:pPr>
+      <w:bookmarkStart w:id="0" w:name="_GoBack"/>
+      <w:bookmarkEnd w:id="0"/>
     </w:p>
     <w:p>
       <w:pPr>
@@ -5735,143 +5729,6 @@
         <w:spacing w:line="480" w:lineRule="auto"/>
         <w:ind w:leftChars="0"/>
         <w:jc w:val="left"/>
-        <w:rPr>
-          <w:rFonts w:hint="default"/>
-          <w:lang w:val="es-CO"/>
-        </w:rPr>
-      </w:pPr>
-    </w:p>
-    <w:p>
-      <w:pPr>
-        <w:numPr>
-          <w:ilvl w:val="0"/>
-          <w:numId w:val="0"/>
-        </w:numPr>
-        <w:bidi w:val="0"/>
-        <w:spacing w:line="480" w:lineRule="auto"/>
-        <w:ind w:leftChars="0"/>
-        <w:jc w:val="left"/>
-        <w:rPr>
-          <w:rFonts w:hint="default"/>
-          <w:lang w:val="es-CO"/>
-        </w:rPr>
-      </w:pPr>
-    </w:p>
-    <w:p>
-      <w:pPr>
-        <w:numPr>
-          <w:ilvl w:val="0"/>
-          <w:numId w:val="0"/>
-        </w:numPr>
-        <w:bidi w:val="0"/>
-        <w:spacing w:line="480" w:lineRule="auto"/>
-        <w:ind w:leftChars="0"/>
-        <w:jc w:val="left"/>
-        <w:rPr>
-          <w:rFonts w:hint="default"/>
-          <w:lang w:val="es-CO"/>
-        </w:rPr>
-      </w:pPr>
-    </w:p>
-    <w:p>
-      <w:pPr>
-        <w:numPr>
-          <w:ilvl w:val="0"/>
-          <w:numId w:val="0"/>
-        </w:numPr>
-        <w:bidi w:val="0"/>
-        <w:spacing w:line="480" w:lineRule="auto"/>
-        <w:ind w:leftChars="0"/>
-        <w:jc w:val="left"/>
-      </w:pPr>
-      <w:r>
-        <w:drawing>
-          <wp:inline distT="0" distB="0" distL="114300" distR="114300">
-            <wp:extent cx="5272405" cy="2022475"/>
-            <wp:effectExtent l="0" t="0" r="635" b="4445"/>
-            <wp:docPr id="30" name="Imagen 4"/>
-            <wp:cNvGraphicFramePr>
-              <a:graphicFrameLocks xmlns:a="http://schemas.openxmlformats.org/drawingml/2006/main" noChangeAspect="1"/>
-            </wp:cNvGraphicFramePr>
-            <a:graphic xmlns:a="http://schemas.openxmlformats.org/drawingml/2006/main">
-              <a:graphicData uri="http://schemas.openxmlformats.org/drawingml/2006/picture">
-                <pic:pic xmlns:pic="http://schemas.openxmlformats.org/drawingml/2006/picture">
-                  <pic:nvPicPr>
-                    <pic:cNvPr id="30" name="Imagen 4"/>
-                    <pic:cNvPicPr>
-                      <a:picLocks noChangeAspect="1"/>
-                    </pic:cNvPicPr>
-                  </pic:nvPicPr>
-                  <pic:blipFill>
-                    <a:blip r:embed="rId15"/>
-                    <a:stretch>
-                      <a:fillRect/>
-                    </a:stretch>
-                  </pic:blipFill>
-                  <pic:spPr>
-                    <a:xfrm>
-                      <a:off x="0" y="0"/>
-                      <a:ext cx="5272405" cy="2022475"/>
-                    </a:xfrm>
-                    <a:prstGeom prst="rect">
-                      <a:avLst/>
-                    </a:prstGeom>
-                    <a:noFill/>
-                    <a:ln>
-                      <a:noFill/>
-                    </a:ln>
-                  </pic:spPr>
-                </pic:pic>
-              </a:graphicData>
-            </a:graphic>
-          </wp:inline>
-        </w:drawing>
-      </w:r>
-    </w:p>
-    <w:p>
-      <w:pPr>
-        <w:numPr>
-          <w:ilvl w:val="0"/>
-          <w:numId w:val="0"/>
-        </w:numPr>
-        <w:bidi w:val="0"/>
-        <w:spacing w:line="480" w:lineRule="auto"/>
-        <w:ind w:leftChars="0"/>
-        <w:jc w:val="left"/>
-      </w:pPr>
-    </w:p>
-    <w:p>
-      <w:pPr>
-        <w:numPr>
-          <w:ilvl w:val="0"/>
-          <w:numId w:val="0"/>
-        </w:numPr>
-        <w:bidi w:val="0"/>
-        <w:spacing w:line="480" w:lineRule="auto"/>
-        <w:ind w:leftChars="0"/>
-        <w:jc w:val="left"/>
-      </w:pPr>
-    </w:p>
-    <w:p>
-      <w:pPr>
-        <w:numPr>
-          <w:ilvl w:val="0"/>
-          <w:numId w:val="0"/>
-        </w:numPr>
-        <w:bidi w:val="0"/>
-        <w:spacing w:line="480" w:lineRule="auto"/>
-        <w:ind w:leftChars="0"/>
-        <w:jc w:val="left"/>
-        <w:rPr>
-          <w:rFonts w:hint="default"/>
-          <w:lang w:val="es-CO"/>
-        </w:rPr>
-        <w:sectPr>
-          <w:pgSz w:w="11906" w:h="16838"/>
-          <w:pgMar w:top="1440" w:right="1800" w:bottom="1440" w:left="1800" w:header="720" w:footer="720" w:gutter="0"/>
-          <w:cols w:space="720" w:num="1"/>
-          <w:docGrid w:linePitch="360" w:charSpace="0"/>
-        </w:sectPr>
       </w:pPr>
       <w:r>
         <w:rPr>
@@ -5883,10 +5740,10 @@
               <wp:anchor distT="0" distB="0" distL="114300" distR="114300" simplePos="0" relativeHeight="251681792" behindDoc="0" locked="0" layoutInCell="1" allowOverlap="1">
                 <wp:simplePos x="0" y="0"/>
                 <wp:positionH relativeFrom="column">
-                  <wp:posOffset>89535</wp:posOffset>
+                  <wp:posOffset>118110</wp:posOffset>
                 </wp:positionH>
                 <wp:positionV relativeFrom="paragraph">
-                  <wp:posOffset>-163195</wp:posOffset>
+                  <wp:posOffset>2200910</wp:posOffset>
                 </wp:positionV>
                 <wp:extent cx="2513965" cy="972185"/>
                 <wp:effectExtent l="0" t="0" r="635" b="3175"/>
@@ -5994,7 +5851,7 @@
           </mc:Choice>
           <mc:Fallback>
             <w:pict>
-              <v:shape id="_x0000_s1026" o:spid="_x0000_s1026" o:spt="202" type="#_x0000_t202" style="position:absolute;left:0pt;margin-left:7.05pt;margin-top:-12.85pt;height:76.55pt;width:197.95pt;z-index:251681792;mso-width-relative:page;mso-height-relative:page;" fillcolor="#48CBC6 [3216]" filled="t" stroked="f" coordsize="21600,21600" o:gfxdata="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">
+              <v:shape id="_x0000_s1026" o:spid="_x0000_s1026" o:spt="202" type="#_x0000_t202" style="position:absolute;left:0pt;margin-left:9.3pt;margin-top:173.3pt;height:76.55pt;width:197.95pt;z-index:251681792;mso-width-relative:page;mso-height-relative:page;" fillcolor="#48CBC6 [3216]" filled="t" stroked="f" coordsize="21600,21600" o:gfxdata="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">
                 <v:fill type="gradient" on="t" color2="#4874CB [3216]" angle="45" focus="100%" focussize="0,0" rotate="t">
                   <o:fill type="gradientUnscaled" v:ext="backwardCompatible"/>
                 </v:fill>
@@ -6069,6 +5926,49 @@
           </mc:Fallback>
         </mc:AlternateContent>
       </w:r>
+      <w:r>
+        <w:drawing>
+          <wp:inline distT="0" distB="0" distL="114300" distR="114300">
+            <wp:extent cx="5272405" cy="2022475"/>
+            <wp:effectExtent l="0" t="0" r="635" b="4445"/>
+            <wp:docPr id="30" name="Imagen 4"/>
+            <wp:cNvGraphicFramePr>
+              <a:graphicFrameLocks xmlns:a="http://schemas.openxmlformats.org/drawingml/2006/main" noChangeAspect="1"/>
+            </wp:cNvGraphicFramePr>
+            <a:graphic xmlns:a="http://schemas.openxmlformats.org/drawingml/2006/main">
+              <a:graphicData uri="http://schemas.openxmlformats.org/drawingml/2006/picture">
+                <pic:pic xmlns:pic="http://schemas.openxmlformats.org/drawingml/2006/picture">
+                  <pic:nvPicPr>
+                    <pic:cNvPr id="30" name="Imagen 4"/>
+                    <pic:cNvPicPr>
+                      <a:picLocks noChangeAspect="1"/>
+                    </pic:cNvPicPr>
+                  </pic:nvPicPr>
+                  <pic:blipFill>
+                    <a:blip r:embed="rId15"/>
+                    <a:stretch>
+                      <a:fillRect/>
+                    </a:stretch>
+                  </pic:blipFill>
+                  <pic:spPr>
+                    <a:xfrm>
+                      <a:off x="0" y="0"/>
+                      <a:ext cx="5272405" cy="2022475"/>
+                    </a:xfrm>
+                    <a:prstGeom prst="rect">
+                      <a:avLst/>
+                    </a:prstGeom>
+                    <a:noFill/>
+                    <a:ln>
+                      <a:noFill/>
+                    </a:ln>
+                  </pic:spPr>
+                </pic:pic>
+              </a:graphicData>
+            </a:graphic>
+          </wp:inline>
+        </w:drawing>
+      </w:r>
     </w:p>
     <w:p>
       <w:pPr>
@@ -6080,19 +5980,69 @@
         <w:spacing w:line="480" w:lineRule="auto"/>
         <w:ind w:leftChars="0"/>
         <w:jc w:val="left"/>
-      </w:pPr>
-    </w:p>
-    <w:p>
-      <w:pPr>
-        <w:numPr>
-          <w:ilvl w:val="0"/>
-          <w:numId w:val="0"/>
-        </w:numPr>
-        <w:bidi w:val="0"/>
-        <w:spacing w:line="480" w:lineRule="auto"/>
-        <w:ind w:leftChars="0"/>
-        <w:jc w:val="left"/>
-      </w:pPr>
+        <w:rPr>
+          <w:rFonts w:hint="default"/>
+          <w:lang w:val="es-CO"/>
+        </w:rPr>
+        <w:sectPr>
+          <w:pgSz w:w="11906" w:h="16838"/>
+          <w:pgMar w:top="1440" w:right="1800" w:bottom="1440" w:left="1800" w:header="720" w:footer="720" w:gutter="0"/>
+          <w:cols w:space="720" w:num="1"/>
+          <w:docGrid w:linePitch="360" w:charSpace="0"/>
+        </w:sectPr>
+      </w:pPr>
+      <w:r>
+        <w:rPr>
+          <w:rFonts w:hint="default"/>
+          <w:sz w:val="24"/>
+          <w:lang w:val="es-CO"/>
+        </w:rPr>
+        <w:drawing>
+          <wp:anchor distT="0" distB="0" distL="114300" distR="114300" simplePos="0" relativeHeight="251683840" behindDoc="0" locked="0" layoutInCell="1" allowOverlap="1">
+            <wp:simplePos x="0" y="0"/>
+            <wp:positionH relativeFrom="column">
+              <wp:posOffset>-288925</wp:posOffset>
+            </wp:positionH>
+            <wp:positionV relativeFrom="paragraph">
+              <wp:posOffset>2414270</wp:posOffset>
+            </wp:positionV>
+            <wp:extent cx="5873750" cy="3151505"/>
+            <wp:effectExtent l="0" t="0" r="8890" b="3175"/>
+            <wp:wrapTopAndBottom/>
+            <wp:docPr id="33" name="Imagen 33" descr="p9"/>
+            <wp:cNvGraphicFramePr>
+              <a:graphicFrameLocks xmlns:a="http://schemas.openxmlformats.org/drawingml/2006/main" noChangeAspect="1"/>
+            </wp:cNvGraphicFramePr>
+            <a:graphic xmlns:a="http://schemas.openxmlformats.org/drawingml/2006/main">
+              <a:graphicData uri="http://schemas.openxmlformats.org/drawingml/2006/picture">
+                <pic:pic xmlns:pic="http://schemas.openxmlformats.org/drawingml/2006/picture">
+                  <pic:nvPicPr>
+                    <pic:cNvPr id="33" name="Imagen 33" descr="p9"/>
+                    <pic:cNvPicPr>
+                      <a:picLocks noChangeAspect="1"/>
+                    </pic:cNvPicPr>
+                  </pic:nvPicPr>
+                  <pic:blipFill>
+                    <a:blip r:embed="rId16"/>
+                    <a:stretch>
+                      <a:fillRect/>
+                    </a:stretch>
+                  </pic:blipFill>
+                  <pic:spPr>
+                    <a:xfrm>
+                      <a:off x="0" y="0"/>
+                      <a:ext cx="5873750" cy="3151505"/>
+                    </a:xfrm>
+                    <a:prstGeom prst="rect">
+                      <a:avLst/>
+                    </a:prstGeom>
+                  </pic:spPr>
+                </pic:pic>
+              </a:graphicData>
+            </a:graphic>
+          </wp:anchor>
+        </w:drawing>
+      </w:r>
       <w:r>
         <w:rPr>
           <w:sz w:val="24"/>
@@ -6103,10 +6053,10 @@
               <wp:anchor distT="0" distB="0" distL="114300" distR="114300" simplePos="0" relativeHeight="251679744" behindDoc="0" locked="0" layoutInCell="1" allowOverlap="1">
                 <wp:simplePos x="0" y="0"/>
                 <wp:positionH relativeFrom="column">
-                  <wp:posOffset>287020</wp:posOffset>
+                  <wp:posOffset>508000</wp:posOffset>
                 </wp:positionH>
                 <wp:positionV relativeFrom="paragraph">
-                  <wp:posOffset>153035</wp:posOffset>
+                  <wp:posOffset>1240790</wp:posOffset>
                 </wp:positionV>
                 <wp:extent cx="5021580" cy="548640"/>
                 <wp:effectExtent l="0" t="0" r="7620" b="0"/>
@@ -6177,7 +6127,7 @@
           </mc:Choice>
           <mc:Fallback>
             <w:pict>
-              <v:shape id="_x0000_s1026" o:spid="_x0000_s1026" o:spt="202" type="#_x0000_t202" style="position:absolute;left:0pt;margin-left:22.6pt;margin-top:12.05pt;height:43.2pt;width:395.4pt;z-index:251679744;mso-width-relative:page;mso-height-relative:page;" fillcolor="#FFFFFF [3201]" filled="t" stroked="f" coordsize="21600,21600" o:gfxdata="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">
+              <v:shape id="_x0000_s1026" o:spid="_x0000_s1026" o:spt="202" type="#_x0000_t202" style="position:absolute;left:0pt;margin-left:40pt;margin-top:97.7pt;height:43.2pt;width:395.4pt;z-index:251679744;mso-width-relative:page;mso-height-relative:page;" fillcolor="#FFFFFF [3201]" filled="t" stroked="f" coordsize="21600,21600" o:gfxdata="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">
                 <v:fill on="t" focussize="0,0"/>
                 <v:stroke on="f" weight="0.5pt"/>
                 <v:imagedata o:title=""/>
@@ -6207,21 +6157,6 @@
           </mc:Fallback>
         </mc:AlternateContent>
       </w:r>
-    </w:p>
-    <w:p>
-      <w:pPr>
-        <w:numPr>
-          <w:ilvl w:val="0"/>
-          <w:numId w:val="0"/>
-        </w:numPr>
-        <w:bidi w:val="0"/>
-        <w:spacing w:line="480" w:lineRule="auto"/>
-        <w:ind w:leftChars="0"/>
-        <w:jc w:val="left"/>
-        <w:rPr>
-          <w:sz w:val="24"/>
-        </w:rPr>
-      </w:pPr>
       <w:r>
         <w:rPr>
           <w:sz w:val="24"/>
@@ -6232,10 +6167,10 @@
               <wp:anchor distT="0" distB="0" distL="114300" distR="114300" simplePos="0" relativeHeight="251678720" behindDoc="0" locked="0" layoutInCell="1" allowOverlap="1">
                 <wp:simplePos x="0" y="0"/>
                 <wp:positionH relativeFrom="column">
-                  <wp:posOffset>-154940</wp:posOffset>
+                  <wp:posOffset>73660</wp:posOffset>
                 </wp:positionH>
                 <wp:positionV relativeFrom="paragraph">
-                  <wp:posOffset>24130</wp:posOffset>
+                  <wp:posOffset>1241425</wp:posOffset>
                 </wp:positionV>
                 <wp:extent cx="358775" cy="441960"/>
                 <wp:effectExtent l="6350" t="6350" r="15875" b="8890"/>
@@ -6302,7 +6237,7 @@
           </mc:Choice>
           <mc:Fallback>
             <w:pict>
-              <v:shape id="_x0000_s1026" o:spid="_x0000_s1026" o:spt="3" type="#_x0000_t3" style="position:absolute;left:0pt;margin-left:-12.2pt;margin-top:1.9pt;height:34.8pt;width:28.25pt;z-index:251678720;v-text-anchor:middle;mso-width-relative:page;mso-height-relative:page;" fillcolor="#4874CB [3204]" filled="t" stroked="t" coordsize="21600,21600" o:gfxdata="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">
+              <v:shape id="_x0000_s1026" o:spid="_x0000_s1026" o:spt="3" type="#_x0000_t3" style="position:absolute;left:0pt;margin-left:5.8pt;margin-top:97.75pt;height:34.8pt;width:28.25pt;z-index:251678720;v-text-anchor:middle;mso-width-relative:page;mso-height-relative:page;" fillcolor="#4874CB [3204]" filled="t" stroked="t" coordsize="21600,21600" o:gfxdata="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">
                 <v:fill on="t" focussize="0,0"/>
                 <v:stroke weight="1pt" color="#2E54A1 [2404]" miterlimit="8" joinstyle="miter"/>
                 <v:imagedata o:title=""/>
@@ -6344,60 +6279,7 @@
         <w:ind w:leftChars="0"/>
         <w:jc w:val="left"/>
         <w:rPr>
-          <w:rFonts w:hint="default"/>
           <w:sz w:val="24"/>
-          <w:lang w:val="es-CO"/>
-        </w:rPr>
-      </w:pPr>
-    </w:p>
-    <w:p>
-      <w:pPr>
-        <w:numPr>
-          <w:ilvl w:val="0"/>
-          <w:numId w:val="0"/>
-        </w:numPr>
-        <w:bidi w:val="0"/>
-        <w:spacing w:line="480" w:lineRule="auto"/>
-        <w:ind w:leftChars="0"/>
-        <w:jc w:val="left"/>
-        <w:rPr>
-          <w:rFonts w:hint="default"/>
-          <w:sz w:val="24"/>
-          <w:lang w:val="es-CO"/>
-        </w:rPr>
-      </w:pPr>
-    </w:p>
-    <w:p>
-      <w:pPr>
-        <w:numPr>
-          <w:ilvl w:val="0"/>
-          <w:numId w:val="0"/>
-        </w:numPr>
-        <w:bidi w:val="0"/>
-        <w:spacing w:line="480" w:lineRule="auto"/>
-        <w:ind w:leftChars="0"/>
-        <w:jc w:val="left"/>
-        <w:rPr>
-          <w:rFonts w:hint="default"/>
-          <w:sz w:val="24"/>
-          <w:lang w:val="es-CO"/>
-        </w:rPr>
-      </w:pPr>
-    </w:p>
-    <w:p>
-      <w:pPr>
-        <w:numPr>
-          <w:ilvl w:val="0"/>
-          <w:numId w:val="0"/>
-        </w:numPr>
-        <w:bidi w:val="0"/>
-        <w:spacing w:line="480" w:lineRule="auto"/>
-        <w:ind w:leftChars="0"/>
-        <w:jc w:val="left"/>
-        <w:rPr>
-          <w:rFonts w:hint="default"/>
-          <w:sz w:val="24"/>
-          <w:lang w:val="es-CO"/>
         </w:rPr>
       </w:pPr>
       <w:r>
@@ -6410,10 +6292,10 @@
               <wp:anchor distT="0" distB="0" distL="114300" distR="114300" simplePos="0" relativeHeight="251680768" behindDoc="0" locked="0" layoutInCell="1" allowOverlap="1">
                 <wp:simplePos x="0" y="0"/>
                 <wp:positionH relativeFrom="column">
-                  <wp:posOffset>-12700</wp:posOffset>
+                  <wp:posOffset>-226060</wp:posOffset>
                 </wp:positionH>
                 <wp:positionV relativeFrom="paragraph">
-                  <wp:posOffset>2407285</wp:posOffset>
+                  <wp:posOffset>105410</wp:posOffset>
                 </wp:positionV>
                 <wp:extent cx="5327015" cy="1253490"/>
                 <wp:effectExtent l="85725" t="34925" r="88900" b="144145"/>
@@ -6542,7 +6424,7 @@
           </mc:Choice>
           <mc:Fallback>
             <w:pict>
-              <v:shape id="_x0000_s1026" o:spid="_x0000_s1026" o:spt="202" type="#_x0000_t202" style="position:absolute;left:0pt;margin-left:-1pt;margin-top:189.55pt;height:98.7pt;width:419.45pt;z-index:251680768;mso-width-relative:page;mso-height-relative:page;" fillcolor="#8EA9DF [3216]" filled="t" stroked="f" coordsize="21600,21600" o:gfxdata="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">
+              <v:shape id="_x0000_s1026" o:spid="_x0000_s1026" o:spt="202" type="#_x0000_t202" style="position:absolute;left:0pt;margin-left:-17.8pt;margin-top:8.3pt;height:98.7pt;width:419.45pt;z-index:251680768;mso-width-relative:page;mso-height-relative:page;" fillcolor="#8EA9DF [3216]" filled="t" stroked="f" coordsize="21600,21600" o:gfxdata="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">
                 <v:fill type="gradient" on="t" color2="#4874CB [3216]" angle="45" focus="100%" focussize="0,0" rotate="t">
                   <o:fill type="gradientUnscaled" v:ext="backwardCompatible"/>
                 </v:fill>
@@ -6639,50 +6521,23 @@
           </mc:Fallback>
         </mc:AlternateContent>
       </w:r>
-      <w:r>
+    </w:p>
+    <w:p>
+      <w:pPr>
+        <w:numPr>
+          <w:ilvl w:val="0"/>
+          <w:numId w:val="0"/>
+        </w:numPr>
+        <w:bidi w:val="0"/>
+        <w:spacing w:line="480" w:lineRule="auto"/>
+        <w:ind w:leftChars="0"/>
+        <w:jc w:val="left"/>
         <w:rPr>
           <w:rFonts w:hint="default"/>
           <w:sz w:val="24"/>
           <w:lang w:val="es-CO"/>
         </w:rPr>
-        <w:drawing>
-          <wp:inline distT="0" distB="0" distL="114300" distR="114300">
-            <wp:extent cx="5261610" cy="2134235"/>
-            <wp:effectExtent l="0" t="0" r="11430" b="14605"/>
-            <wp:docPr id="33" name="Imagen 33" descr="p9"/>
-            <wp:cNvGraphicFramePr>
-              <a:graphicFrameLocks xmlns:a="http://schemas.openxmlformats.org/drawingml/2006/main" noChangeAspect="1"/>
-            </wp:cNvGraphicFramePr>
-            <a:graphic xmlns:a="http://schemas.openxmlformats.org/drawingml/2006/main">
-              <a:graphicData uri="http://schemas.openxmlformats.org/drawingml/2006/picture">
-                <pic:pic xmlns:pic="http://schemas.openxmlformats.org/drawingml/2006/picture">
-                  <pic:nvPicPr>
-                    <pic:cNvPr id="33" name="Imagen 33" descr="p9"/>
-                    <pic:cNvPicPr>
-                      <a:picLocks noChangeAspect="1"/>
-                    </pic:cNvPicPr>
-                  </pic:nvPicPr>
-                  <pic:blipFill>
-                    <a:blip r:embed="rId16"/>
-                    <a:stretch>
-                      <a:fillRect/>
-                    </a:stretch>
-                  </pic:blipFill>
-                  <pic:spPr>
-                    <a:xfrm>
-                      <a:off x="0" y="0"/>
-                      <a:ext cx="5261610" cy="2134235"/>
-                    </a:xfrm>
-                    <a:prstGeom prst="rect">
-                      <a:avLst/>
-                    </a:prstGeom>
-                  </pic:spPr>
-                </pic:pic>
-              </a:graphicData>
-            </a:graphic>
-          </wp:inline>
-        </w:drawing>
-      </w:r>
+      </w:pPr>
     </w:p>
     <w:p>
       <w:pPr>
@@ -6722,124 +6577,6 @@
       <w:pPr>
         <w:numPr>
           <w:ilvl w:val="0"/>
-          <w:numId w:val="0"/>
-        </w:numPr>
-        <w:bidi w:val="0"/>
-        <w:spacing w:line="480" w:lineRule="auto"/>
-        <w:ind w:leftChars="0"/>
-        <w:jc w:val="left"/>
-        <w:rPr>
-          <w:rFonts w:hint="default"/>
-          <w:sz w:val="24"/>
-          <w:lang w:val="es-CO"/>
-        </w:rPr>
-      </w:pPr>
-    </w:p>
-    <w:p>
-      <w:pPr>
-        <w:numPr>
-          <w:ilvl w:val="0"/>
-          <w:numId w:val="0"/>
-        </w:numPr>
-        <w:bidi w:val="0"/>
-        <w:spacing w:line="480" w:lineRule="auto"/>
-        <w:ind w:leftChars="0"/>
-        <w:jc w:val="left"/>
-        <w:rPr>
-          <w:rFonts w:hint="default"/>
-          <w:sz w:val="24"/>
-          <w:lang w:val="es-CO"/>
-        </w:rPr>
-      </w:pPr>
-    </w:p>
-    <w:p>
-      <w:pPr>
-        <w:numPr>
-          <w:ilvl w:val="0"/>
-          <w:numId w:val="0"/>
-        </w:numPr>
-        <w:bidi w:val="0"/>
-        <w:spacing w:line="480" w:lineRule="auto"/>
-        <w:ind w:leftChars="0"/>
-        <w:jc w:val="left"/>
-        <w:rPr>
-          <w:rFonts w:hint="default"/>
-          <w:sz w:val="24"/>
-          <w:lang w:val="es-CO"/>
-        </w:rPr>
-      </w:pPr>
-    </w:p>
-    <w:p>
-      <w:pPr>
-        <w:numPr>
-          <w:ilvl w:val="0"/>
-          <w:numId w:val="0"/>
-        </w:numPr>
-        <w:bidi w:val="0"/>
-        <w:spacing w:line="480" w:lineRule="auto"/>
-        <w:ind w:leftChars="0"/>
-        <w:jc w:val="left"/>
-        <w:rPr>
-          <w:rFonts w:hint="default"/>
-          <w:sz w:val="24"/>
-          <w:lang w:val="es-CO"/>
-        </w:rPr>
-      </w:pPr>
-    </w:p>
-    <w:p>
-      <w:pPr>
-        <w:numPr>
-          <w:ilvl w:val="0"/>
-          <w:numId w:val="0"/>
-        </w:numPr>
-        <w:bidi w:val="0"/>
-        <w:spacing w:line="480" w:lineRule="auto"/>
-        <w:ind w:leftChars="0"/>
-        <w:jc w:val="left"/>
-        <w:rPr>
-          <w:rFonts w:hint="default"/>
-          <w:sz w:val="24"/>
-          <w:lang w:val="es-CO"/>
-        </w:rPr>
-      </w:pPr>
-    </w:p>
-    <w:p>
-      <w:pPr>
-        <w:numPr>
-          <w:ilvl w:val="0"/>
-          <w:numId w:val="0"/>
-        </w:numPr>
-        <w:bidi w:val="0"/>
-        <w:spacing w:line="480" w:lineRule="auto"/>
-        <w:ind w:leftChars="0"/>
-        <w:jc w:val="left"/>
-        <w:rPr>
-          <w:rFonts w:hint="default"/>
-          <w:sz w:val="24"/>
-          <w:lang w:val="es-CO"/>
-        </w:rPr>
-      </w:pPr>
-    </w:p>
-    <w:p>
-      <w:pPr>
-        <w:numPr>
-          <w:ilvl w:val="0"/>
-          <w:numId w:val="0"/>
-        </w:numPr>
-        <w:bidi w:val="0"/>
-        <w:spacing w:line="480" w:lineRule="auto"/>
-        <w:ind w:leftChars="0"/>
-        <w:jc w:val="left"/>
-        <w:rPr>
-          <w:rFonts w:hint="default"/>
-          <w:sz w:val="24"/>
-          <w:lang w:val="es-CO"/>
-        </w:rPr>
-      </w:pPr>
-    </w:p>
-    <w:p>
-      <w:pPr>
-        <w:numPr>
           <w:numId w:val="0"/>
         </w:numPr>
         <w:bidi w:val="0"/>
@@ -6879,12 +6616,13 @@
           <w:sz w:val="24"/>
           <w:lang w:val="es-CO"/>
         </w:rPr>
-        <w:t>Como organizar archivos</w:t>
-      </w:r>
-    </w:p>
-    <w:p>
-      <w:pPr>
-        <w:numPr>
+        <w:t>Organización de proyectos en Visual Studio Code</w:t>
+      </w:r>
+    </w:p>
+    <w:p>
+      <w:pPr>
+        <w:numPr>
+          <w:ilvl w:val="0"/>
           <w:numId w:val="0"/>
         </w:numPr>
         <w:bidi w:val="0"/>
@@ -6901,6 +6639,7 @@
     <w:p>
       <w:pPr>
         <w:numPr>
+          <w:ilvl w:val="0"/>
           <w:numId w:val="0"/>
         </w:numPr>
         <w:bidi w:val="0"/>
@@ -6925,11 +6664,12 @@
     <w:p>
       <w:pPr>
         <w:numPr>
-          <w:numId w:val="0"/>
-        </w:numPr>
-        <w:bidi w:val="0"/>
-        <w:spacing w:line="480" w:lineRule="auto"/>
-        <w:ind w:leftChars="0"/>
+          <w:ilvl w:val="0"/>
+          <w:numId w:val="4"/>
+        </w:numPr>
+        <w:bidi w:val="0"/>
+        <w:spacing w:line="480" w:lineRule="auto"/>
+        <w:ind w:left="420" w:leftChars="0" w:hanging="420" w:firstLineChars="0"/>
         <w:jc w:val="left"/>
         <w:rPr>
           <w:rFonts w:hint="default"/>
@@ -6937,22 +6677,14 @@
           <w:lang w:val="es-CO"/>
         </w:rPr>
       </w:pPr>
-    </w:p>
-    <w:p>
-      <w:pPr>
-        <w:numPr>
-          <w:numId w:val="0"/>
-        </w:numPr>
-        <w:bidi w:val="0"/>
-        <w:spacing w:line="480" w:lineRule="auto"/>
-        <w:ind w:leftChars="0"/>
-        <w:jc w:val="left"/>
+      <w:r>
         <w:rPr>
           <w:rFonts w:hint="default"/>
           <w:sz w:val="24"/>
           <w:lang w:val="es-CO"/>
         </w:rPr>
-      </w:pPr>
+        <w:t>Utilizar nombres claros</w:t>
+      </w:r>
     </w:p>
     <w:p>
       <w:pPr>
@@ -6976,17 +6708,18 @@
           <w:sz w:val="24"/>
           <w:lang w:val="es-CO"/>
         </w:rPr>
-        <w:t>Utilizar nombres claros</w:t>
-      </w:r>
-    </w:p>
-    <w:p>
-      <w:pPr>
-        <w:numPr>
-          <w:numId w:val="0"/>
-        </w:numPr>
-        <w:bidi w:val="0"/>
-        <w:spacing w:line="480" w:lineRule="auto"/>
-        <w:ind w:leftChars="0"/>
+        <w:t>Separar imágenes y documentos en carpetas diferentes</w:t>
+      </w:r>
+    </w:p>
+    <w:p>
+      <w:pPr>
+        <w:numPr>
+          <w:ilvl w:val="0"/>
+          <w:numId w:val="4"/>
+        </w:numPr>
+        <w:bidi w:val="0"/>
+        <w:spacing w:line="480" w:lineRule="auto"/>
+        <w:ind w:left="420" w:leftChars="0" w:hanging="420" w:firstLineChars="0"/>
         <w:jc w:val="left"/>
         <w:rPr>
           <w:rFonts w:hint="default"/>
@@ -6994,6 +6727,14 @@
           <w:lang w:val="es-CO"/>
         </w:rPr>
       </w:pPr>
+      <w:r>
+        <w:rPr>
+          <w:rFonts w:hint="default"/>
+          <w:sz w:val="24"/>
+          <w:lang w:val="es-CO"/>
+        </w:rPr>
+        <w:t>Evitar archivos innecesarios</w:t>
+      </w:r>
     </w:p>
     <w:p>
       <w:pPr>
@@ -7017,94 +6758,13 @@
           <w:sz w:val="24"/>
           <w:lang w:val="es-CO"/>
         </w:rPr>
-        <w:t>Separar imágenes y documentos en carpetas diferentes</w:t>
-      </w:r>
-    </w:p>
-    <w:p>
-      <w:pPr>
-        <w:numPr>
-          <w:numId w:val="0"/>
-        </w:numPr>
-        <w:bidi w:val="0"/>
-        <w:spacing w:line="480" w:lineRule="auto"/>
-        <w:ind w:leftChars="0"/>
-        <w:jc w:val="left"/>
-        <w:rPr>
-          <w:rFonts w:hint="default"/>
-          <w:sz w:val="24"/>
-          <w:lang w:val="es-CO"/>
-        </w:rPr>
-      </w:pPr>
-    </w:p>
-    <w:p>
-      <w:pPr>
-        <w:numPr>
-          <w:ilvl w:val="0"/>
-          <w:numId w:val="4"/>
-        </w:numPr>
-        <w:bidi w:val="0"/>
-        <w:spacing w:line="480" w:lineRule="auto"/>
-        <w:ind w:left="420" w:leftChars="0" w:hanging="420" w:firstLineChars="0"/>
-        <w:jc w:val="left"/>
-        <w:rPr>
-          <w:rFonts w:hint="default"/>
-          <w:sz w:val="24"/>
-          <w:lang w:val="es-CO"/>
-        </w:rPr>
-      </w:pPr>
-      <w:r>
-        <w:rPr>
-          <w:rFonts w:hint="default"/>
-          <w:sz w:val="24"/>
-          <w:lang w:val="es-CO"/>
-        </w:rPr>
-        <w:t>Evitar archivos innecesarios</w:t>
-      </w:r>
-    </w:p>
-    <w:p>
-      <w:pPr>
-        <w:numPr>
-          <w:numId w:val="0"/>
-        </w:numPr>
-        <w:bidi w:val="0"/>
-        <w:spacing w:line="480" w:lineRule="auto"/>
-        <w:ind w:leftChars="0"/>
-        <w:jc w:val="left"/>
-        <w:rPr>
-          <w:rFonts w:hint="default"/>
-          <w:sz w:val="24"/>
-          <w:lang w:val="es-CO"/>
-        </w:rPr>
-      </w:pPr>
-    </w:p>
-    <w:p>
-      <w:pPr>
-        <w:numPr>
-          <w:ilvl w:val="0"/>
-          <w:numId w:val="4"/>
-        </w:numPr>
-        <w:bidi w:val="0"/>
-        <w:spacing w:line="480" w:lineRule="auto"/>
-        <w:ind w:left="420" w:leftChars="0" w:hanging="420" w:firstLineChars="0"/>
-        <w:jc w:val="left"/>
-        <w:rPr>
-          <w:rFonts w:hint="default"/>
-          <w:sz w:val="24"/>
-          <w:lang w:val="es-CO"/>
-        </w:rPr>
-      </w:pPr>
-      <w:r>
-        <w:rPr>
-          <w:rFonts w:hint="default"/>
-          <w:sz w:val="24"/>
-          <w:lang w:val="es-CO"/>
-        </w:rPr>
         <w:t>Mantener los proyectos organizados</w:t>
       </w:r>
     </w:p>
     <w:p>
       <w:pPr>
         <w:numPr>
+          <w:ilvl w:val="0"/>
           <w:numId w:val="0"/>
         </w:numPr>
         <w:bidi w:val="0"/>
@@ -7163,26 +6823,11 @@
     <w:p>
       <w:pPr>
         <w:numPr>
-          <w:numId w:val="0"/>
-        </w:numPr>
-        <w:bidi w:val="0"/>
-        <w:spacing w:line="480" w:lineRule="auto"/>
-        <w:jc w:val="left"/>
-        <w:rPr>
-          <w:rFonts w:hint="default"/>
-          <w:sz w:val="24"/>
-          <w:lang w:val="es-CO"/>
-        </w:rPr>
-      </w:pPr>
-    </w:p>
-    <w:p>
-      <w:pPr>
-        <w:numPr>
-          <w:numId w:val="0"/>
-        </w:numPr>
-        <w:bidi w:val="0"/>
-        <w:spacing w:line="480" w:lineRule="auto"/>
-        <w:ind w:leftChars="0"/>
+          <w:ilvl w:val="0"/>
+          <w:numId w:val="0"/>
+        </w:numPr>
+        <w:bidi w:val="0"/>
+        <w:spacing w:line="480" w:lineRule="auto"/>
         <w:jc w:val="left"/>
         <w:rPr>
           <w:rFonts w:hint="default"/>
@@ -7203,7 +6848,7 @@
                   <wp:posOffset>20320</wp:posOffset>
                 </wp:positionH>
                 <wp:positionV relativeFrom="paragraph">
-                  <wp:posOffset>51435</wp:posOffset>
+                  <wp:posOffset>116205</wp:posOffset>
                 </wp:positionV>
                 <wp:extent cx="2194560" cy="1165860"/>
                 <wp:effectExtent l="0" t="0" r="0" b="7620"/>
@@ -7284,7 +6929,7 @@
           </mc:Choice>
           <mc:Fallback>
             <w:pict>
-              <v:shape id="_x0000_s1026" o:spid="_x0000_s1026" o:spt="202" type="#_x0000_t202" style="position:absolute;left:0pt;margin-left:1.6pt;margin-top:4.05pt;height:91.8pt;width:172.8pt;z-index:251682816;mso-width-relative:page;mso-height-relative:page;" fillcolor="#48CBC6 [3216]" filled="t" stroked="f" coordsize="21600,21600" o:gfxdata="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">
+              <v:shape id="_x0000_s1026" o:spid="_x0000_s1026" o:spt="202" type="#_x0000_t202" style="position:absolute;left:0pt;margin-left:1.6pt;margin-top:9.15pt;height:91.8pt;width:172.8pt;z-index:251682816;mso-width-relative:page;mso-height-relative:page;" fillcolor="#48CBC6 [3216]" filled="t" stroked="f" coordsize="21600,21600" o:gfxdata="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">
                 <v:fill type="gradient" on="t" color2="#4874CB [3216]" angle="45" focus="100%" focussize="0,0" rotate="t">
                   <o:fill type="gradientUnscaled" v:ext="backwardCompatible"/>
                 </v:fill>
@@ -7332,6 +6977,23 @@
           </mc:Fallback>
         </mc:AlternateContent>
       </w:r>
+    </w:p>
+    <w:p>
+      <w:pPr>
+        <w:numPr>
+          <w:ilvl w:val="0"/>
+          <w:numId w:val="0"/>
+        </w:numPr>
+        <w:bidi w:val="0"/>
+        <w:spacing w:line="480" w:lineRule="auto"/>
+        <w:ind w:leftChars="0"/>
+        <w:jc w:val="left"/>
+        <w:rPr>
+          <w:rFonts w:hint="default"/>
+          <w:sz w:val="24"/>
+          <w:lang w:val="es-CO"/>
+        </w:rPr>
+      </w:pPr>
       <w:r>
         <w:rPr>
           <w:rFonts w:hint="default"/>
@@ -7693,14 +7355,14 @@
     <w:lsdException w:unhideWhenUsed="0" w:uiPriority="0" w:semiHidden="0" w:name="Document Map"/>
     <w:lsdException w:unhideWhenUsed="0" w:uiPriority="0" w:semiHidden="0" w:name="Plain Text"/>
     <w:lsdException w:unhideWhenUsed="0" w:uiPriority="0" w:semiHidden="0" w:name="E-mail Signature"/>
-    <w:lsdException w:unhideWhenUsed="0" w:uiPriority="0" w:semiHidden="0" w:name="Normal (Web)"/>
+    <w:lsdException w:qFormat="1" w:unhideWhenUsed="0" w:uiPriority="0" w:semiHidden="0" w:name="Normal (Web)"/>
     <w:lsdException w:unhideWhenUsed="0" w:uiPriority="0" w:semiHidden="0" w:name="HTML Acronym"/>
     <w:lsdException w:unhideWhenUsed="0" w:uiPriority="0" w:semiHidden="0" w:name="HTML Address"/>
     <w:lsdException w:unhideWhenUsed="0" w:uiPriority="0" w:semiHidden="0" w:name="HTML Cite"/>
-    <w:lsdException w:unhideWhenUsed="0" w:uiPriority="0" w:semiHidden="0" w:name="HTML Code"/>
+    <w:lsdException w:qFormat="1" w:unhideWhenUsed="0" w:uiPriority="0" w:semiHidden="0" w:name="HTML Code"/>
     <w:lsdException w:unhideWhenUsed="0" w:uiPriority="0" w:semiHidden="0" w:name="HTML Definition"/>
     <w:lsdException w:unhideWhenUsed="0" w:uiPriority="0" w:semiHidden="0" w:name="HTML Keyboard"/>
-    <w:lsdException w:unhideWhenUsed="0" w:uiPriority="0" w:semiHidden="0" w:name="HTML Preformatted"/>
+    <w:lsdException w:qFormat="1" w:unhideWhenUsed="0" w:uiPriority="0" w:semiHidden="0" w:name="HTML Preformatted"/>
     <w:lsdException w:unhideWhenUsed="0" w:uiPriority="0" w:semiHidden="0" w:name="HTML Sample"/>
     <w:lsdException w:unhideWhenUsed="0" w:uiPriority="0" w:semiHidden="0" w:name="HTML Typewriter"/>
     <w:lsdException w:unhideWhenUsed="0" w:uiPriority="0" w:semiHidden="0" w:name="HTML Variable"/>
@@ -7884,6 +7546,7 @@
   <w:style w:type="character" w:styleId="8">
     <w:name w:val="HTML Code"/>
     <w:basedOn w:val="6"/>
+    <w:qFormat/>
     <w:uiPriority w:val="0"/>
     <w:rPr>
       <w:rFonts w:ascii="Courier New" w:hAnsi="Courier New" w:cs="Courier New"/>
@@ -7913,6 +7576,7 @@
   </w:style>
   <w:style w:type="paragraph" w:styleId="11">
     <w:name w:val="HTML Preformatted"/>
+    <w:qFormat/>
     <w:uiPriority w:val="0"/>
     <w:pPr>
       <w:tabs>
@@ -7945,6 +7609,7 @@
   </w:style>
   <w:style w:type="paragraph" w:styleId="12">
     <w:name w:val="Normal (Web)"/>
+    <w:qFormat/>
     <w:uiPriority w:val="0"/>
     <w:pPr>
       <w:spacing w:before="0" w:beforeAutospacing="1" w:after="0" w:afterAutospacing="1"/>
